--- a/2do-semestre/topicos-selectos-i/tareas/actividad-6/Actividad6_TopicosSelectos_CarlosPulidoRosas.docx
+++ b/2do-semestre/topicos-selectos-i/tareas/actividad-6/Actividad6_TopicosSelectos_CarlosPulidoRosas.docx
@@ -150,6 +150,7 @@
           <w:bottom w:val="single" w:sz="18" w:space="1" w:color="1A237E"/>
         </w:pBdr>
         <w:spacing w:before="80" w:after="40"/>
+        <w:jc w:val="center"/>
         <w:rPr>
           <w:b/>
           <w:color w:val="1A237E"/>
@@ -159,12 +160,14 @@
       </w:pPr>
       <w:r>
         <w:rPr>
+          <w:rFonts w:ascii="Calibri" w:hAnsi="Calibri"/>
           <w:b/>
-          <w:color w:val="1A237E"/>
-          <w:sz w:val="30"/>
-          <w:lang w:val="es-MX"/>
+          <w:color w:val="1F497D"/>
+          <w:sz w:val="28"/>
         </w:rPr>
-        <w:t>[Título de la actividad]</w:t>
+        <w:t>Actividad 6 — Decisión de Inversión en Riego</w:t>
+        <w:br/>
+        <w:t>para Productor de Caña de Azúcar en Pánuco</w:t>
       </w:r>
     </w:p>
     <w:p>
@@ -270,7 +273,7 @@
                 <w:color w:val="1A237E"/>
                 <w:lang w:val="es-MX"/>
               </w:rPr>
-              <w:t>[DD de Mes de AAAA]</w:t>
+              <w:t>21 de abril de 2026</w:t>
             </w:r>
           </w:p>
         </w:tc>
@@ -320,7 +323,7 @@
                 <w:color w:val="1A237E"/>
                 <w:lang w:val="es-MX"/>
               </w:rPr>
-              <w:t>[Nombre de la actividad / tarea]</w:t>
+              <w:t>Actividad 6 — Decisión de inversión en riego</w:t>
             </w:r>
           </w:p>
         </w:tc>
@@ -366,7 +369,7 @@
               <w:rPr>
                 <w:color w:val="1A237E"/>
               </w:rPr>
-              <w:t>[Ej: Apache Hive 2.3.2 / Hadoop 3.3.6]</w:t>
+              <w:t>Python 3.13 / NumPy / python-docx</w:t>
             </w:r>
           </w:p>
         </w:tc>
@@ -403,7 +406,7 @@
               <w:rPr>
                 <w:color w:val="1A237E"/>
               </w:rPr>
-              <w:t>[Ej: bde2020/hive:2.3.2-postgresql-metastore]</w:t>
+              <w:t>conda env MCD — Python 3.13</w:t>
             </w:r>
           </w:p>
         </w:tc>
@@ -444,7 +447,7 @@
                 <w:color w:val="1A237E"/>
                 <w:lang w:val="es-MX"/>
               </w:rPr>
-              <w:t xml:space="preserve">[Descripción del entorno — </w:t>
+              <w:t>Homelab (ThinkPad T14 Gen 4) — cálculo analítico + simulación</w:t>
             </w:r>
             <w:proofErr w:type="spellStart"/>
             <w:r>
@@ -501,7 +504,7 @@
                 <w:color w:val="1A237E"/>
                 <w:lang w:val="es-MX"/>
               </w:rPr>
-              <w:t xml:space="preserve">[Nombre y descripción del </w:t>
+              <w:t>Datos del caso: rendimientos y precios caña de azúcar, Pánuco, Veracruz</w:t>
             </w:r>
             <w:proofErr w:type="spellStart"/>
             <w:r>
@@ -525,633 +528,9 @@
     </w:tbl>
     <w:p>
       <w:pPr>
-        <w:rPr>
-          <w:lang w:val="es-MX"/>
-        </w:rPr>
-      </w:pPr>
-    </w:p>
-    <w:p>
-      <w:pPr>
-        <w:rPr>
-          <w:lang w:val="es-MX"/>
-        </w:rPr>
-      </w:pPr>
-    </w:p>
-    <w:p>
-      <w:pPr>
-        <w:pBdr>
-          <w:bottom w:val="single" w:sz="6" w:space="4" w:color="F9A825"/>
-        </w:pBdr>
-        <w:spacing w:before="200" w:after="40"/>
-        <w:rPr>
-          <w:lang w:val="es-MX"/>
-        </w:rPr>
-      </w:pPr>
-      <w:r>
-        <w:rPr>
-          <w:b/>
-          <w:color w:val="1A237E"/>
-          <w:sz w:val="26"/>
-          <w:lang w:val="es-MX"/>
-        </w:rPr>
-        <w:t>1. Introducción</w:t>
-      </w:r>
-    </w:p>
-    <w:p>
-      <w:pPr>
-        <w:spacing w:before="80"/>
-        <w:rPr>
-          <w:lang w:val="es-MX"/>
-        </w:rPr>
-      </w:pPr>
-      <w:r>
-        <w:rPr>
-          <w:color w:val="1A237E"/>
-          <w:lang w:val="es-MX"/>
-        </w:rPr>
-        <w:t>[Describe brevemente el objetivo y contexto de la actividad.]</w:t>
-      </w:r>
-    </w:p>
-    <w:p>
-      <w:pPr>
-        <w:pBdr>
-          <w:bottom w:val="single" w:sz="6" w:space="4" w:color="F9A825"/>
-        </w:pBdr>
-        <w:spacing w:before="200" w:after="40"/>
-        <w:rPr>
-          <w:lang w:val="es-MX"/>
-        </w:rPr>
-      </w:pPr>
-      <w:r>
-        <w:rPr>
-          <w:b/>
-          <w:color w:val="1A237E"/>
-          <w:sz w:val="26"/>
-          <w:lang w:val="es-MX"/>
-        </w:rPr>
-        <w:t>2. Desarrollo</w:t>
-      </w:r>
-    </w:p>
-    <w:p>
-      <w:pPr>
-        <w:spacing w:before="80"/>
-        <w:rPr>
-          <w:lang w:val="es-MX"/>
-        </w:rPr>
-      </w:pPr>
-      <w:r>
-        <w:rPr>
-          <w:color w:val="1A237E"/>
-          <w:lang w:val="es-MX"/>
-        </w:rPr>
-        <w:t>[Describe el procedimiento realizado paso a paso. Agrega subsecciones si es necesario.]</w:t>
-      </w:r>
-    </w:p>
-    <w:p>
-      <w:pPr>
-        <w:spacing w:before="80"/>
-        <w:rPr>
-          <w:lang w:val="es-MX"/>
-        </w:rPr>
-      </w:pPr>
-      <w:r>
-        <w:rPr>
-          <w:color w:val="1A237E"/>
-          <w:lang w:val="es-MX"/>
-        </w:rPr>
-        <w:t xml:space="preserve">Ejemplo de comando o </w:t>
-      </w:r>
-      <w:proofErr w:type="spellStart"/>
-      <w:r>
-        <w:rPr>
-          <w:color w:val="1A237E"/>
-          <w:lang w:val="es-MX"/>
-        </w:rPr>
-        <w:t>query</w:t>
-      </w:r>
-      <w:proofErr w:type="spellEnd"/>
-      <w:r>
-        <w:rPr>
-          <w:color w:val="1A237E"/>
-          <w:lang w:val="es-MX"/>
-        </w:rPr>
-        <w:t xml:space="preserve"> ejecutado:</w:t>
-      </w:r>
-    </w:p>
-    <w:tbl>
-      <w:tblPr>
-        <w:tblStyle w:val="TableGrid"/>
-        <w:tblW w:w="0" w:type="auto"/>
-        <w:tblLook w:val="04A0" w:firstRow="1" w:lastRow="0" w:firstColumn="1" w:lastColumn="0" w:noHBand="0" w:noVBand="1"/>
-      </w:tblPr>
-      <w:tblGrid>
-        <w:gridCol w:w="10070"/>
-      </w:tblGrid>
-      <w:tr>
-        <w:tc>
-          <w:tcPr>
-            <w:tcW w:w="10080" w:type="dxa"/>
-            <w:shd w:val="clear" w:color="auto" w:fill="F0F2FF"/>
-          </w:tcPr>
-          <w:p>
-            <w:pPr>
-              <w:spacing w:before="60" w:after="60"/>
-              <w:rPr>
-                <w:lang w:val="es-MX"/>
-              </w:rPr>
-            </w:pPr>
-            <w:r>
-              <w:rPr>
-                <w:color w:val="1A237E"/>
-                <w:sz w:val="18"/>
-                <w:lang w:val="es-MX"/>
-              </w:rPr>
-              <w:t>-- Query o comando ejecutado</w:t>
-            </w:r>
-            <w:r>
-              <w:rPr>
-                <w:color w:val="1A237E"/>
-                <w:sz w:val="18"/>
-                <w:lang w:val="es-MX"/>
-              </w:rPr>
-              <w:br/>
-              <w:t xml:space="preserve">SELECT campo FROM tabla WHERE </w:t>
-            </w:r>
-            <w:proofErr w:type="spellStart"/>
-            <w:r>
-              <w:rPr>
-                <w:color w:val="1A237E"/>
-                <w:sz w:val="18"/>
-                <w:lang w:val="es-MX"/>
-              </w:rPr>
-              <w:t>condicion</w:t>
-            </w:r>
-            <w:proofErr w:type="spellEnd"/>
-            <w:r>
-              <w:rPr>
-                <w:color w:val="1A237E"/>
-                <w:sz w:val="18"/>
-                <w:lang w:val="es-MX"/>
-              </w:rPr>
-              <w:t xml:space="preserve"> LIMIT 5;</w:t>
-            </w:r>
-          </w:p>
-        </w:tc>
-      </w:tr>
-    </w:tbl>
-    <w:p>
-      <w:pPr>
-        <w:spacing w:after="40"/>
-        <w:rPr>
-          <w:lang w:val="es-MX"/>
-        </w:rPr>
-      </w:pPr>
-    </w:p>
-    <w:p>
-      <w:pPr>
-        <w:spacing w:before="40" w:after="160"/>
-        <w:rPr>
-          <w:lang w:val="es-MX"/>
-        </w:rPr>
-      </w:pPr>
-      <w:r>
-        <w:rPr>
-          <w:color w:val="555577"/>
-          <w:sz w:val="16"/>
-          <w:lang w:val="es-MX"/>
-        </w:rPr>
-        <w:t>Captura 1 — [Descripción del comando o resultado]</w:t>
-      </w:r>
-    </w:p>
-    <w:p>
-      <w:pPr>
-        <w:spacing w:before="80"/>
-        <w:rPr>
-          <w:lang w:val="es-MX"/>
-        </w:rPr>
-      </w:pPr>
-      <w:r>
-        <w:rPr>
-          <w:color w:val="1A237E"/>
-          <w:lang w:val="es-MX"/>
-        </w:rPr>
-        <w:t>[Insertar captura de pantalla aquí]</w:t>
-      </w:r>
-    </w:p>
-    <w:p>
-      <w:pPr>
-        <w:spacing w:before="40" w:after="160"/>
-        <w:rPr>
-          <w:lang w:val="es-MX"/>
-        </w:rPr>
-      </w:pPr>
-      <w:r>
-        <w:rPr>
-          <w:color w:val="555577"/>
-          <w:sz w:val="16"/>
-          <w:lang w:val="es-MX"/>
-        </w:rPr>
-        <w:t>Captura 2 — [Descripción de la captura]</w:t>
-      </w:r>
-    </w:p>
-    <w:p>
-      <w:pPr>
-        <w:pBdr>
-          <w:bottom w:val="single" w:sz="6" w:space="4" w:color="F9A825"/>
-        </w:pBdr>
-        <w:spacing w:before="200" w:after="40"/>
-        <w:rPr>
-          <w:lang w:val="es-MX"/>
-        </w:rPr>
-      </w:pPr>
-      <w:r>
-        <w:rPr>
-          <w:b/>
-          <w:color w:val="1A237E"/>
-          <w:sz w:val="26"/>
-          <w:lang w:val="es-MX"/>
-        </w:rPr>
-        <w:t>3. Resultados</w:t>
-      </w:r>
-    </w:p>
-    <w:p>
-      <w:pPr>
-        <w:spacing w:before="80"/>
-        <w:rPr>
-          <w:lang w:val="es-MX"/>
-        </w:rPr>
-      </w:pPr>
-      <w:r>
-        <w:rPr>
-          <w:color w:val="1A237E"/>
-          <w:lang w:val="es-MX"/>
-        </w:rPr>
-        <w:t>[Describe los resultados obtenidos.]</w:t>
-      </w:r>
-    </w:p>
-    <w:tbl>
-      <w:tblPr>
-        <w:tblStyle w:val="TableGrid"/>
-        <w:tblW w:w="0" w:type="auto"/>
-        <w:tblLook w:val="04A0" w:firstRow="1" w:lastRow="0" w:firstColumn="1" w:lastColumn="0" w:noHBand="0" w:noVBand="1"/>
-      </w:tblPr>
-      <w:tblGrid>
-        <w:gridCol w:w="2517"/>
-        <w:gridCol w:w="2518"/>
-        <w:gridCol w:w="2517"/>
-        <w:gridCol w:w="2518"/>
-      </w:tblGrid>
-      <w:tr>
-        <w:tc>
-          <w:tcPr>
-            <w:tcW w:w="2520" w:type="dxa"/>
-            <w:shd w:val="clear" w:color="auto" w:fill="1A237E"/>
-          </w:tcPr>
-          <w:p>
-            <w:r>
-              <w:rPr>
-                <w:b/>
-                <w:color w:val="FFFFFF"/>
-              </w:rPr>
-              <w:t>#</w:t>
-            </w:r>
-          </w:p>
-        </w:tc>
-        <w:tc>
-          <w:tcPr>
-            <w:tcW w:w="2520" w:type="dxa"/>
-            <w:shd w:val="clear" w:color="auto" w:fill="1A237E"/>
-          </w:tcPr>
-          <w:p>
-            <w:r>
-              <w:rPr>
-                <w:b/>
-                <w:color w:val="FFFFFF"/>
-              </w:rPr>
-              <w:t>Campo</w:t>
-            </w:r>
-          </w:p>
-        </w:tc>
-        <w:tc>
-          <w:tcPr>
-            <w:tcW w:w="2520" w:type="dxa"/>
-            <w:shd w:val="clear" w:color="auto" w:fill="1A237E"/>
-          </w:tcPr>
-          <w:p>
-            <w:r>
-              <w:rPr>
-                <w:b/>
-                <w:color w:val="FFFFFF"/>
-              </w:rPr>
-              <w:t>Valor</w:t>
-            </w:r>
-          </w:p>
-        </w:tc>
-        <w:tc>
-          <w:tcPr>
-            <w:tcW w:w="2520" w:type="dxa"/>
-            <w:shd w:val="clear" w:color="auto" w:fill="1A237E"/>
-          </w:tcPr>
-          <w:p>
-            <w:r>
-              <w:rPr>
-                <w:b/>
-                <w:color w:val="FFFFFF"/>
-              </w:rPr>
-              <w:t>Descripción</w:t>
-            </w:r>
-          </w:p>
-        </w:tc>
-      </w:tr>
-      <w:tr>
-        <w:tc>
-          <w:tcPr>
-            <w:tcW w:w="2520" w:type="dxa"/>
-            <w:shd w:val="clear" w:color="auto" w:fill="E8EAF6"/>
-          </w:tcPr>
-          <w:p>
-            <w:r>
-              <w:rPr>
-                <w:color w:val="1A237E"/>
-              </w:rPr>
-              <w:t>1</w:t>
-            </w:r>
-          </w:p>
-        </w:tc>
-        <w:tc>
-          <w:tcPr>
-            <w:tcW w:w="2520" w:type="dxa"/>
-            <w:shd w:val="clear" w:color="auto" w:fill="E8EAF6"/>
-          </w:tcPr>
-          <w:p>
-            <w:r>
-              <w:rPr>
-                <w:color w:val="1A237E"/>
-              </w:rPr>
-              <w:t>[campo]</w:t>
-            </w:r>
-          </w:p>
-        </w:tc>
-        <w:tc>
-          <w:tcPr>
-            <w:tcW w:w="2520" w:type="dxa"/>
-            <w:shd w:val="clear" w:color="auto" w:fill="E8EAF6"/>
-          </w:tcPr>
-          <w:p>
-            <w:r>
-              <w:rPr>
-                <w:color w:val="1A237E"/>
-              </w:rPr>
-              <w:t>[valor]</w:t>
-            </w:r>
-          </w:p>
-        </w:tc>
-        <w:tc>
-          <w:tcPr>
-            <w:tcW w:w="2520" w:type="dxa"/>
-            <w:shd w:val="clear" w:color="auto" w:fill="E8EAF6"/>
-          </w:tcPr>
-          <w:p>
-            <w:r>
-              <w:rPr>
-                <w:color w:val="1A237E"/>
-              </w:rPr>
-              <w:t>[descripción]</w:t>
-            </w:r>
-          </w:p>
-        </w:tc>
-      </w:tr>
-      <w:tr>
-        <w:tc>
-          <w:tcPr>
-            <w:tcW w:w="2520" w:type="dxa"/>
-            <w:shd w:val="clear" w:color="auto" w:fill="E8EAF6"/>
-          </w:tcPr>
-          <w:p>
-            <w:r>
-              <w:rPr>
-                <w:color w:val="1A237E"/>
-              </w:rPr>
-              <w:t>2</w:t>
-            </w:r>
-          </w:p>
-        </w:tc>
-        <w:tc>
-          <w:tcPr>
-            <w:tcW w:w="2520" w:type="dxa"/>
-            <w:shd w:val="clear" w:color="auto" w:fill="E8EAF6"/>
-          </w:tcPr>
-          <w:p>
-            <w:r>
-              <w:rPr>
-                <w:color w:val="1A237E"/>
-              </w:rPr>
-              <w:t>[campo]</w:t>
-            </w:r>
-          </w:p>
-        </w:tc>
-        <w:tc>
-          <w:tcPr>
-            <w:tcW w:w="2520" w:type="dxa"/>
-            <w:shd w:val="clear" w:color="auto" w:fill="E8EAF6"/>
-          </w:tcPr>
-          <w:p>
-            <w:r>
-              <w:rPr>
-                <w:color w:val="1A237E"/>
-              </w:rPr>
-              <w:t>[valor]</w:t>
-            </w:r>
-          </w:p>
-        </w:tc>
-        <w:tc>
-          <w:tcPr>
-            <w:tcW w:w="2520" w:type="dxa"/>
-            <w:shd w:val="clear" w:color="auto" w:fill="E8EAF6"/>
-          </w:tcPr>
-          <w:p>
-            <w:r>
-              <w:rPr>
-                <w:color w:val="1A237E"/>
-              </w:rPr>
-              <w:t>[descripción]</w:t>
-            </w:r>
-          </w:p>
-        </w:tc>
-      </w:tr>
-      <w:tr>
-        <w:tc>
-          <w:tcPr>
-            <w:tcW w:w="2520" w:type="dxa"/>
-            <w:shd w:val="clear" w:color="auto" w:fill="E8EAF6"/>
-          </w:tcPr>
-          <w:p>
-            <w:r>
-              <w:rPr>
-                <w:color w:val="1A237E"/>
-              </w:rPr>
-              <w:t>3</w:t>
-            </w:r>
-          </w:p>
-        </w:tc>
-        <w:tc>
-          <w:tcPr>
-            <w:tcW w:w="2520" w:type="dxa"/>
-            <w:shd w:val="clear" w:color="auto" w:fill="E8EAF6"/>
-          </w:tcPr>
-          <w:p>
-            <w:r>
-              <w:rPr>
-                <w:color w:val="1A237E"/>
-              </w:rPr>
-              <w:t>[campo]</w:t>
-            </w:r>
-          </w:p>
-        </w:tc>
-        <w:tc>
-          <w:tcPr>
-            <w:tcW w:w="2520" w:type="dxa"/>
-            <w:shd w:val="clear" w:color="auto" w:fill="E8EAF6"/>
-          </w:tcPr>
-          <w:p>
-            <w:r>
-              <w:rPr>
-                <w:color w:val="1A237E"/>
-              </w:rPr>
-              <w:t>[valor]</w:t>
-            </w:r>
-          </w:p>
-        </w:tc>
-        <w:tc>
-          <w:tcPr>
-            <w:tcW w:w="2520" w:type="dxa"/>
-            <w:shd w:val="clear" w:color="auto" w:fill="E8EAF6"/>
-          </w:tcPr>
-          <w:p>
-            <w:r>
-              <w:rPr>
-                <w:color w:val="1A237E"/>
-              </w:rPr>
-              <w:t>[descripción]</w:t>
-            </w:r>
-          </w:p>
-        </w:tc>
-      </w:tr>
-    </w:tbl>
-    <w:p>
-      <w:pPr>
-        <w:spacing w:after="40"/>
-      </w:pPr>
-    </w:p>
-    <w:p>
-      <w:pPr>
-        <w:spacing w:before="40" w:after="160"/>
-        <w:rPr>
-          <w:lang w:val="es-MX"/>
-        </w:rPr>
-      </w:pPr>
-      <w:r>
-        <w:rPr>
-          <w:color w:val="555577"/>
-          <w:sz w:val="16"/>
-          <w:lang w:val="es-MX"/>
-        </w:rPr>
-        <w:t>Tabla 1 — [Descripción de la tabla]</w:t>
-      </w:r>
-    </w:p>
-    <w:p>
-      <w:pPr>
-        <w:pBdr>
-          <w:bottom w:val="single" w:sz="6" w:space="4" w:color="F9A825"/>
-        </w:pBdr>
-        <w:spacing w:before="200" w:after="40"/>
-        <w:rPr>
-          <w:lang w:val="es-MX"/>
-        </w:rPr>
-      </w:pPr>
-      <w:r>
-        <w:rPr>
-          <w:b/>
-          <w:color w:val="1A237E"/>
-          <w:sz w:val="26"/>
-          <w:lang w:val="es-MX"/>
-        </w:rPr>
-        <w:lastRenderedPageBreak/>
-        <w:t>4. Conclusiones</w:t>
-      </w:r>
-    </w:p>
-    <w:p>
-      <w:pPr>
-        <w:spacing w:before="80"/>
-        <w:rPr>
-          <w:lang w:val="es-MX"/>
-        </w:rPr>
-      </w:pPr>
-      <w:r>
-        <w:rPr>
-          <w:color w:val="1A237E"/>
-          <w:lang w:val="es-MX"/>
-        </w:rPr>
-        <w:t>[Escribe las conclusiones. ¿Qué aprendiste? ¿Qué observaste en los datos?]</w:t>
-      </w:r>
-    </w:p>
-    <w:p>
-      <w:pPr>
-        <w:jc w:val="center"/>
-      </w:pPr>
-      <w:r>
-        <w:rPr>
-          <w:b/>
-          <w:color w:val="1F3564"/>
-          <w:sz w:val="32"/>
-        </w:rPr>
-        <w:t>Actividad 6 — Decisión de Inversión en Riego</w:t>
-        <w:br/>
-        <w:t>para Productor de Caña de Azúcar en Pánuco</w:t>
-      </w:r>
-    </w:p>
-    <w:p>
-      <w:pPr>
-        <w:jc w:val="center"/>
-      </w:pPr>
-      <w:r>
-        <w:rPr>
-          <w:color w:val="1F3564"/>
-          <w:sz w:val="20"/>
-        </w:rPr>
-        <w:t>Carlos Pulido Rosas</w:t>
-        <w:br/>
-        <w:t>ASP28 Tópicos Selectos de Grandes Bases de Datos</w:t>
-        <w:br/>
-        <w:t>Maestría en Ciencias de los Datos — UdeG CUCEA · 2026</w:t>
-      </w:r>
-    </w:p>
-    <w:p/>
-    <w:p>
-      <w:pPr>
-        <w:spacing w:before="240" w:after="80"/>
-        <w:jc w:val="left"/>
-      </w:pPr>
-      <w:r>
-        <w:rPr>
-          <w:b/>
-          <w:color w:val="1F3564"/>
-          <w:sz w:val="28"/>
-        </w:rPr>
-        <w:t>1. Planteamiento del caso</w:t>
-      </w:r>
-    </w:p>
-    <w:p>
-      <w:pPr>
-        <w:spacing w:after="120"/>
+        <w:spacing w:before="120" w:after="0"/>
         <w:jc w:val="both"/>
       </w:pPr>
-      <w:r>
-        <w:rPr>
-          <w:sz w:val="20"/>
-        </w:rPr>
-        <w:t>Un productor de caña de azúcar en Pánuco, Veracruz, cultiva 100 hectáreas bajo condiciones de temporal y evalúa invertir en un sistema de riego ante la caída progresiva en sus rendimientos. El análisis se realiza en un horizonte de 7 años, considerando incertidumbre en el precio de la caña, en la condición hídrica anual y en la ocurrencia de tormentas severas. La inversión inicial asciende a $8,000,000 MXN (4,000 USD/ha × 100 ha × 20 MXN/USD).</w:t>
-      </w:r>
     </w:p>
     <w:p>
       <w:pPr>
@@ -1160,35 +539,57 @@
       </w:pPr>
       <w:r>
         <w:rPr>
+          <w:rFonts w:ascii="Calibri" w:hAnsi="Calibri"/>
           <w:b/>
-          <w:color w:val="1F3564"/>
-          <w:sz w:val="28"/>
+          <w:i w:val="0"/>
+          <w:color w:val="1F497D"/>
+          <w:sz w:val="26"/>
         </w:rPr>
-        <w:t>2. Árbol de decisión — estructura</w:t>
+        <w:t>1. Planteamiento del caso</w:t>
       </w:r>
     </w:p>
     <w:p>
       <w:pPr>
-        <w:spacing w:after="120"/>
+        <w:spacing w:before="0" w:after="120"/>
         <w:jc w:val="both"/>
       </w:pPr>
       <w:r>
         <w:rPr>
+          <w:rFonts w:ascii="Calibri" w:hAnsi="Calibri"/>
+          <w:b w:val="0"/>
+          <w:i w:val="0"/>
           <w:sz w:val="20"/>
         </w:rPr>
-        <w:t>El árbol de decisión tiene dos ramas principales: (A) No invertir en riego (temporal) y (B) Invertir en sistema de riego. En cada rama, la primera fuente de incertidumbre es la ocurrencia de una tormenta severa (P = 5%), que destruye la cosecha independientemente de la alternativa. Si no hay tormenta (P = 95%), se ramifica en cuatro condiciones hídricas. En la alternativa con riego, bajo condiciones normales o anormalmente secas existe además una sub-distribución productiva (90/120/200 ton/ha con probabilidades 50%/30%/20%).</w:t>
+        <w:t>Un productor de caña de azúcar en el municipio de Pánuco, Veracruz, cultiva 100 hectáreas bajo condiciones de temporal y enfrenta una caída progresiva en sus rendimientos, pasando de 90 a 60 toneladas por hectárea por año en los últimos cinco años. Ante la mayor variabilidad climática, evalúa invertir en un sistema de riego con un costo de 4,000 USD/ha (80,000 MXN/ha, tipo de cambio 20 MXN/USD), lo que representa una inversión total de $8,000,000 MXN para las 100 hectáreas, desembolsada una sola vez al inicio del horizonte de análisis de 7 años.</w:t>
       </w:r>
     </w:p>
     <w:p>
       <w:pPr>
-        <w:spacing w:before="240" w:after="80"/>
+        <w:spacing w:before="0" w:after="120"/>
+        <w:jc w:val="both"/>
+      </w:pPr>
+      <w:r>
+        <w:rPr>
+          <w:rFonts w:ascii="Calibri" w:hAnsi="Calibri"/>
+          <w:b w:val="0"/>
+          <w:i w:val="0"/>
+          <w:sz w:val="20"/>
+        </w:rPr>
+        <w:t>El análisis considera tres fuentes de incertidumbre independientes entre sí: (1) el precio de la tonelada de caña, modelado como una distribución discreta uniforme sobre seis valores históricos observados; (2) la condición hídrica anual, con cuatro categorías de afectación (normal/anormal seca, sequía moderada, severa y extrema) y probabilidades 40%/30%/20%/10%; y (3) la ocurrencia de una tormenta severa con probabilidad del 5%, que destruye la cosecha completa independientemente de la alternativa.</w:t>
+      </w:r>
+    </w:p>
+    <w:p>
+      <w:pPr>
+        <w:spacing w:before="160" w:after="80"/>
         <w:jc w:val="left"/>
       </w:pPr>
       <w:r>
         <w:rPr>
+          <w:rFonts w:ascii="Calibri" w:hAnsi="Calibri"/>
           <w:b/>
-          <w:color w:val="1F3564"/>
-          <w:sz w:val="24"/>
+          <w:i w:val="0"/>
+          <w:color w:val="1F497D"/>
+          <w:sz w:val="22"/>
         </w:rPr>
         <w:t>Parámetros del modelo</w:t>
       </w:r>
@@ -1208,14 +609,15 @@
         <w:tc>
           <w:tcPr>
             <w:tcW w:type="dxa" w:w="5040"/>
-            <w:shd w:val="clear" w:color="auto" w:fill="1F3564"/>
-          </w:tcPr>
-          <w:p>
-            <w:pPr>
-              <w:jc w:val="center"/>
-            </w:pPr>
-            <w:r>
-              <w:rPr>
+            <w:shd w:val="clear" w:color="auto" w:fill="1F497D"/>
+          </w:tcPr>
+          <w:p>
+            <w:pPr>
+              <w:jc w:val="center"/>
+            </w:pPr>
+            <w:r>
+              <w:rPr>
+                <w:rFonts w:ascii="Calibri" w:hAnsi="Calibri"/>
                 <w:b/>
                 <w:color w:val="FFFFFF"/>
                 <w:sz w:val="18"/>
@@ -1227,14 +629,15 @@
         <w:tc>
           <w:tcPr>
             <w:tcW w:type="dxa" w:w="5040"/>
-            <w:shd w:val="clear" w:color="auto" w:fill="1F3564"/>
-          </w:tcPr>
-          <w:p>
-            <w:pPr>
-              <w:jc w:val="center"/>
-            </w:pPr>
-            <w:r>
-              <w:rPr>
+            <w:shd w:val="clear" w:color="auto" w:fill="1F497D"/>
+          </w:tcPr>
+          <w:p>
+            <w:pPr>
+              <w:jc w:val="center"/>
+            </w:pPr>
+            <w:r>
+              <w:rPr>
+                <w:rFonts w:ascii="Calibri" w:hAnsi="Calibri"/>
                 <w:b/>
                 <w:color w:val="FFFFFF"/>
                 <w:sz w:val="18"/>
@@ -1248,14 +651,15 @@
         <w:tc>
           <w:tcPr>
             <w:tcW w:type="dxa" w:w="5040"/>
-            <w:shd w:val="clear" w:color="auto" w:fill="D9E1F2"/>
-          </w:tcPr>
-          <w:p>
-            <w:pPr>
-              <w:jc w:val="center"/>
-            </w:pPr>
-            <w:r>
-              <w:rPr>
+            <w:shd w:val="clear" w:color="auto" w:fill="FFFFFF"/>
+          </w:tcPr>
+          <w:p>
+            <w:pPr>
+              <w:jc w:val="center"/>
+            </w:pPr>
+            <w:r>
+              <w:rPr>
+                <w:rFonts w:ascii="Calibri" w:hAnsi="Calibri"/>
                 <w:sz w:val="18"/>
               </w:rPr>
               <w:t>Superficie total</w:t>
@@ -1265,14 +669,15 @@
         <w:tc>
           <w:tcPr>
             <w:tcW w:type="dxa" w:w="5040"/>
-            <w:shd w:val="clear" w:color="auto" w:fill="D9E1F2"/>
-          </w:tcPr>
-          <w:p>
-            <w:pPr>
-              <w:jc w:val="center"/>
-            </w:pPr>
-            <w:r>
-              <w:rPr>
+            <w:shd w:val="clear" w:color="auto" w:fill="FFFFFF"/>
+          </w:tcPr>
+          <w:p>
+            <w:pPr>
+              <w:jc w:val="center"/>
+            </w:pPr>
+            <w:r>
+              <w:rPr>
+                <w:rFonts w:ascii="Calibri" w:hAnsi="Calibri"/>
                 <w:sz w:val="18"/>
               </w:rPr>
               <w:t>100 ha</w:t>
@@ -1284,13 +689,15 @@
         <w:tc>
           <w:tcPr>
             <w:tcW w:type="dxa" w:w="5040"/>
-          </w:tcPr>
-          <w:p>
-            <w:pPr>
-              <w:jc w:val="center"/>
-            </w:pPr>
-            <w:r>
-              <w:rPr>
+            <w:shd w:val="clear" w:color="auto" w:fill="F2F2F2"/>
+          </w:tcPr>
+          <w:p>
+            <w:pPr>
+              <w:jc w:val="center"/>
+            </w:pPr>
+            <w:r>
+              <w:rPr>
+                <w:rFonts w:ascii="Calibri" w:hAnsi="Calibri"/>
                 <w:sz w:val="18"/>
               </w:rPr>
               <w:t>Horizonte de análisis</w:t>
@@ -1300,13 +707,15 @@
         <w:tc>
           <w:tcPr>
             <w:tcW w:type="dxa" w:w="5040"/>
-          </w:tcPr>
-          <w:p>
-            <w:pPr>
-              <w:jc w:val="center"/>
-            </w:pPr>
-            <w:r>
-              <w:rPr>
+            <w:shd w:val="clear" w:color="auto" w:fill="F2F2F2"/>
+          </w:tcPr>
+          <w:p>
+            <w:pPr>
+              <w:jc w:val="center"/>
+            </w:pPr>
+            <w:r>
+              <w:rPr>
+                <w:rFonts w:ascii="Calibri" w:hAnsi="Calibri"/>
                 <w:sz w:val="18"/>
               </w:rPr>
               <w:t>7 años</w:t>
@@ -1318,14 +727,15 @@
         <w:tc>
           <w:tcPr>
             <w:tcW w:type="dxa" w:w="5040"/>
-            <w:shd w:val="clear" w:color="auto" w:fill="D9E1F2"/>
-          </w:tcPr>
-          <w:p>
-            <w:pPr>
-              <w:jc w:val="center"/>
-            </w:pPr>
-            <w:r>
-              <w:rPr>
+            <w:shd w:val="clear" w:color="auto" w:fill="FFFFFF"/>
+          </w:tcPr>
+          <w:p>
+            <w:pPr>
+              <w:jc w:val="center"/>
+            </w:pPr>
+            <w:r>
+              <w:rPr>
+                <w:rFonts w:ascii="Calibri" w:hAnsi="Calibri"/>
                 <w:sz w:val="18"/>
               </w:rPr>
               <w:t>Inversión sistema de riego</w:t>
@@ -1335,14 +745,15 @@
         <w:tc>
           <w:tcPr>
             <w:tcW w:type="dxa" w:w="5040"/>
-            <w:shd w:val="clear" w:color="auto" w:fill="D9E1F2"/>
-          </w:tcPr>
-          <w:p>
-            <w:pPr>
-              <w:jc w:val="center"/>
-            </w:pPr>
-            <w:r>
-              <w:rPr>
+            <w:shd w:val="clear" w:color="auto" w:fill="FFFFFF"/>
+          </w:tcPr>
+          <w:p>
+            <w:pPr>
+              <w:jc w:val="center"/>
+            </w:pPr>
+            <w:r>
+              <w:rPr>
+                <w:rFonts w:ascii="Calibri" w:hAnsi="Calibri"/>
                 <w:sz w:val="18"/>
               </w:rPr>
               <w:t>$80,000 MXN/ha  →  $8,000,000 MXN total</w:t>
@@ -1354,13 +765,15 @@
         <w:tc>
           <w:tcPr>
             <w:tcW w:type="dxa" w:w="5040"/>
-          </w:tcPr>
-          <w:p>
-            <w:pPr>
-              <w:jc w:val="center"/>
-            </w:pPr>
-            <w:r>
-              <w:rPr>
+            <w:shd w:val="clear" w:color="auto" w:fill="F2F2F2"/>
+          </w:tcPr>
+          <w:p>
+            <w:pPr>
+              <w:jc w:val="center"/>
+            </w:pPr>
+            <w:r>
+              <w:rPr>
+                <w:rFonts w:ascii="Calibri" w:hAnsi="Calibri"/>
                 <w:sz w:val="18"/>
               </w:rPr>
               <w:t>Costo anual — temporal</w:t>
@@ -1370,13 +783,15 @@
         <w:tc>
           <w:tcPr>
             <w:tcW w:type="dxa" w:w="5040"/>
-          </w:tcPr>
-          <w:p>
-            <w:pPr>
-              <w:jc w:val="center"/>
-            </w:pPr>
-            <w:r>
-              <w:rPr>
+            <w:shd w:val="clear" w:color="auto" w:fill="F2F2F2"/>
+          </w:tcPr>
+          <w:p>
+            <w:pPr>
+              <w:jc w:val="center"/>
+            </w:pPr>
+            <w:r>
+              <w:rPr>
+                <w:rFonts w:ascii="Calibri" w:hAnsi="Calibri"/>
                 <w:sz w:val="18"/>
               </w:rPr>
               <w:t>$38,000 MXN/ha/año</w:t>
@@ -1388,31 +803,33 @@
         <w:tc>
           <w:tcPr>
             <w:tcW w:type="dxa" w:w="5040"/>
-            <w:shd w:val="clear" w:color="auto" w:fill="D9E1F2"/>
-          </w:tcPr>
-          <w:p>
-            <w:pPr>
-              <w:jc w:val="center"/>
-            </w:pPr>
-            <w:r>
-              <w:rPr>
-                <w:sz w:val="18"/>
-              </w:rPr>
-              <w:t>Costo anual — riego (operación + mantenimiento)</w:t>
+            <w:shd w:val="clear" w:color="auto" w:fill="FFFFFF"/>
+          </w:tcPr>
+          <w:p>
+            <w:pPr>
+              <w:jc w:val="center"/>
+            </w:pPr>
+            <w:r>
+              <w:rPr>
+                <w:rFonts w:ascii="Calibri" w:hAnsi="Calibri"/>
+                <w:sz w:val="18"/>
+              </w:rPr>
+              <w:t>Costo anual — riego (operación + mant.)</w:t>
             </w:r>
           </w:p>
         </w:tc>
         <w:tc>
           <w:tcPr>
             <w:tcW w:type="dxa" w:w="5040"/>
-            <w:shd w:val="clear" w:color="auto" w:fill="D9E1F2"/>
-          </w:tcPr>
-          <w:p>
-            <w:pPr>
-              <w:jc w:val="center"/>
-            </w:pPr>
-            <w:r>
-              <w:rPr>
+            <w:shd w:val="clear" w:color="auto" w:fill="FFFFFF"/>
+          </w:tcPr>
+          <w:p>
+            <w:pPr>
+              <w:jc w:val="center"/>
+            </w:pPr>
+            <w:r>
+              <w:rPr>
+                <w:rFonts w:ascii="Calibri" w:hAnsi="Calibri"/>
                 <w:sz w:val="18"/>
               </w:rPr>
               <w:t>$55,000 + $8,000 = $63,000 MXN/ha/año</w:t>
@@ -1424,29 +841,33 @@
         <w:tc>
           <w:tcPr>
             <w:tcW w:type="dxa" w:w="5040"/>
-          </w:tcPr>
-          <w:p>
-            <w:pPr>
-              <w:jc w:val="center"/>
-            </w:pPr>
-            <w:r>
-              <w:rPr>
-                <w:sz w:val="18"/>
-              </w:rPr>
-              <w:t>Probabilidad de tormenta severa</w:t>
+            <w:shd w:val="clear" w:color="auto" w:fill="F2F2F2"/>
+          </w:tcPr>
+          <w:p>
+            <w:pPr>
+              <w:jc w:val="center"/>
+            </w:pPr>
+            <w:r>
+              <w:rPr>
+                <w:rFonts w:ascii="Calibri" w:hAnsi="Calibri"/>
+                <w:sz w:val="18"/>
+              </w:rPr>
+              <w:t>Probabilidad tormenta severa</w:t>
             </w:r>
           </w:p>
         </w:tc>
         <w:tc>
           <w:tcPr>
             <w:tcW w:type="dxa" w:w="5040"/>
-          </w:tcPr>
-          <w:p>
-            <w:pPr>
-              <w:jc w:val="center"/>
-            </w:pPr>
-            <w:r>
-              <w:rPr>
+            <w:shd w:val="clear" w:color="auto" w:fill="F2F2F2"/>
+          </w:tcPr>
+          <w:p>
+            <w:pPr>
+              <w:jc w:val="center"/>
+            </w:pPr>
+            <w:r>
+              <w:rPr>
+                <w:rFonts w:ascii="Calibri" w:hAnsi="Calibri"/>
                 <w:sz w:val="18"/>
               </w:rPr>
               <w:t>5%</w:t>
@@ -1458,34 +879,36 @@
         <w:tc>
           <w:tcPr>
             <w:tcW w:type="dxa" w:w="5040"/>
-            <w:shd w:val="clear" w:color="auto" w:fill="D9E1F2"/>
-          </w:tcPr>
-          <w:p>
-            <w:pPr>
-              <w:jc w:val="center"/>
-            </w:pPr>
-            <w:r>
-              <w:rPr>
-                <w:sz w:val="18"/>
-              </w:rPr>
-              <w:t>Precio promedio esperado (E[precio])</w:t>
+            <w:shd w:val="clear" w:color="auto" w:fill="FFFFFF"/>
+          </w:tcPr>
+          <w:p>
+            <w:pPr>
+              <w:jc w:val="center"/>
+            </w:pPr>
+            <w:r>
+              <w:rPr>
+                <w:rFonts w:ascii="Calibri" w:hAnsi="Calibri"/>
+                <w:sz w:val="18"/>
+              </w:rPr>
+              <w:t>Precios históricos observados (MXN/ton)</w:t>
             </w:r>
           </w:p>
         </w:tc>
         <w:tc>
           <w:tcPr>
             <w:tcW w:type="dxa" w:w="5040"/>
-            <w:shd w:val="clear" w:color="auto" w:fill="D9E1F2"/>
-          </w:tcPr>
-          <w:p>
-            <w:pPr>
-              <w:jc w:val="center"/>
-            </w:pPr>
-            <w:r>
-              <w:rPr>
-                <w:sz w:val="18"/>
-              </w:rPr>
-              <w:t>$807.04 MXN/ton</w:t>
+            <w:shd w:val="clear" w:color="auto" w:fill="FFFFFF"/>
+          </w:tcPr>
+          <w:p>
+            <w:pPr>
+              <w:jc w:val="center"/>
+            </w:pPr>
+            <w:r>
+              <w:rPr>
+                <w:rFonts w:ascii="Calibri" w:hAnsi="Calibri"/>
+                <w:sz w:val="18"/>
+              </w:rPr>
+              <w:t>701.49 · 757.16 · 755.59 · 900.95 · 829.39 · 897.65</w:t>
             </w:r>
           </w:p>
         </w:tc>
@@ -1494,38 +917,57 @@
         <w:tc>
           <w:tcPr>
             <w:tcW w:type="dxa" w:w="5040"/>
-          </w:tcPr>
-          <w:p>
-            <w:pPr>
-              <w:jc w:val="center"/>
-            </w:pPr>
-            <w:r>
-              <w:rPr>
-                <w:sz w:val="18"/>
-              </w:rPr>
-              <w:t>Precios históricos observados</w:t>
+            <w:shd w:val="clear" w:color="auto" w:fill="F2F2F2"/>
+          </w:tcPr>
+          <w:p>
+            <w:pPr>
+              <w:jc w:val="center"/>
+            </w:pPr>
+            <w:r>
+              <w:rPr>
+                <w:rFonts w:ascii="Calibri" w:hAnsi="Calibri"/>
+                <w:sz w:val="18"/>
+              </w:rPr>
+              <w:t>Precio esperado E[precio]</w:t>
             </w:r>
           </w:p>
         </w:tc>
         <w:tc>
           <w:tcPr>
             <w:tcW w:type="dxa" w:w="5040"/>
-          </w:tcPr>
-          <w:p>
-            <w:pPr>
-              <w:jc w:val="center"/>
-            </w:pPr>
-            <w:r>
-              <w:rPr>
-                <w:sz w:val="18"/>
-              </w:rPr>
-              <w:t>701.49 · 757.16 · 755.59 · 900.95 · 829.39 · 897.65</w:t>
+            <w:shd w:val="clear" w:color="auto" w:fill="F2F2F2"/>
+          </w:tcPr>
+          <w:p>
+            <w:pPr>
+              <w:jc w:val="center"/>
+            </w:pPr>
+            <w:r>
+              <w:rPr>
+                <w:rFonts w:ascii="Calibri" w:hAnsi="Calibri"/>
+                <w:sz w:val="18"/>
+              </w:rPr>
+              <w:t>$807.04 MXN/ton</w:t>
             </w:r>
           </w:p>
         </w:tc>
       </w:tr>
     </w:tbl>
-    <w:p/>
+    <w:p>
+      <w:pPr>
+        <w:spacing w:before="40" w:after="160"/>
+        <w:jc w:val="left"/>
+      </w:pPr>
+      <w:r>
+        <w:rPr>
+          <w:rFonts w:ascii="Calibri" w:hAnsi="Calibri"/>
+          <w:b w:val="0"/>
+          <w:i/>
+          <w:color w:val="404040"/>
+          <w:sz w:val="18"/>
+        </w:rPr>
+        <w:t>Tabla 1 — Parámetros del modelo de decisión</w:t>
+      </w:r>
+    </w:p>
     <w:p>
       <w:pPr>
         <w:spacing w:before="240" w:after="80"/>
@@ -1533,23 +975,557 @@
       </w:pPr>
       <w:r>
         <w:rPr>
+          <w:rFonts w:ascii="Calibri" w:hAnsi="Calibri"/>
           <w:b/>
-          <w:color w:val="1F3564"/>
-          <w:sz w:val="28"/>
+          <w:i w:val="0"/>
+          <w:color w:val="1F497D"/>
+          <w:sz w:val="26"/>
         </w:rPr>
-        <w:t>3. Escenarios productivos y utilidad anual por escenario</w:t>
+        <w:t>2. Árbol de decisión</w:t>
       </w:r>
     </w:p>
     <w:p>
       <w:pPr>
-        <w:spacing w:after="120"/>
+        <w:spacing w:before="0" w:after="120"/>
         <w:jc w:val="both"/>
       </w:pPr>
       <w:r>
         <w:rPr>
+          <w:rFonts w:ascii="Calibri" w:hAnsi="Calibri"/>
+          <w:b w:val="0"/>
+          <w:i w:val="0"/>
           <w:sz w:val="20"/>
         </w:rPr>
-        <w:t>La utilidad anual se calcula como: Utilidad = (Rendimiento × Precio − Costo/ha) × 100 ha. Se utiliza el precio esperado E[precio] = $807.04 MXN/ton para el cálculo analítico. Las probabilidades combinadas incorporan la independencia entre condición hídrica y ocurrencia de tormenta.</w:t>
+        <w:t>El árbol de decisión tiene dos alternativas en el nodo raíz: (A) no invertir en riego (temporal) y (B) invertir en sistema de riego. En cada rama, el primer nodo de azar corresponde a la ocurrencia de una tormenta severa (P = 5%). Si no hay tormenta (P = 95%), se ramifica en cuatro nodos de condición hídrica. En la alternativa con riego, bajo condiciones normales o anormalmente secas existe un nodo adicional de azar con tres posibles rendimientos (90, 120 y 200 ton/ha con probabilidades 50%/30%/20%).</w:t>
+      </w:r>
+    </w:p>
+    <w:p>
+      <w:pPr>
+        <w:spacing w:before="160" w:after="80"/>
+        <w:jc w:val="left"/>
+      </w:pPr>
+      <w:r>
+        <w:rPr>
+          <w:rFonts w:ascii="Calibri" w:hAnsi="Calibri"/>
+          <w:b/>
+          <w:i w:val="0"/>
+          <w:color w:val="1F497D"/>
+          <w:sz w:val="22"/>
+        </w:rPr>
+        <w:t>Rendimientos por condición y alternativa (ton/ha/año)</w:t>
+      </w:r>
+    </w:p>
+    <w:tbl>
+      <w:tblPr>
+        <w:tblStyle w:val="TableGrid"/>
+        <w:tblW w:type="auto" w:w="0"/>
+        <w:jc w:val="center"/>
+        <w:tblLook w:firstColumn="1" w:firstRow="1" w:lastColumn="0" w:lastRow="0" w:noHBand="0" w:noVBand="1" w:val="04A0"/>
+      </w:tblPr>
+      <w:tblGrid>
+        <w:gridCol w:w="2520"/>
+        <w:gridCol w:w="2520"/>
+        <w:gridCol w:w="2520"/>
+        <w:gridCol w:w="2520"/>
+      </w:tblGrid>
+      <w:tr>
+        <w:tc>
+          <w:tcPr>
+            <w:tcW w:type="dxa" w:w="2520"/>
+            <w:shd w:val="clear" w:color="auto" w:fill="1F497D"/>
+          </w:tcPr>
+          <w:p>
+            <w:pPr>
+              <w:jc w:val="center"/>
+            </w:pPr>
+            <w:r>
+              <w:rPr>
+                <w:rFonts w:ascii="Calibri" w:hAnsi="Calibri"/>
+                <w:b/>
+                <w:color w:val="FFFFFF"/>
+                <w:sz w:val="18"/>
+              </w:rPr>
+              <w:t>Condición hídrica</w:t>
+            </w:r>
+          </w:p>
+        </w:tc>
+        <w:tc>
+          <w:tcPr>
+            <w:tcW w:type="dxa" w:w="2520"/>
+            <w:shd w:val="clear" w:color="auto" w:fill="1F497D"/>
+          </w:tcPr>
+          <w:p>
+            <w:pPr>
+              <w:jc w:val="center"/>
+            </w:pPr>
+            <w:r>
+              <w:rPr>
+                <w:rFonts w:ascii="Calibri" w:hAnsi="Calibri"/>
+                <w:b/>
+                <w:color w:val="FFFFFF"/>
+                <w:sz w:val="18"/>
+              </w:rPr>
+              <w:t>P(condición)</w:t>
+            </w:r>
+          </w:p>
+        </w:tc>
+        <w:tc>
+          <w:tcPr>
+            <w:tcW w:type="dxa" w:w="2520"/>
+            <w:shd w:val="clear" w:color="auto" w:fill="1F497D"/>
+          </w:tcPr>
+          <w:p>
+            <w:pPr>
+              <w:jc w:val="center"/>
+            </w:pPr>
+            <w:r>
+              <w:rPr>
+                <w:rFonts w:ascii="Calibri" w:hAnsi="Calibri"/>
+                <w:b/>
+                <w:color w:val="FFFFFF"/>
+                <w:sz w:val="18"/>
+              </w:rPr>
+              <w:t>Temporal</w:t>
+            </w:r>
+          </w:p>
+        </w:tc>
+        <w:tc>
+          <w:tcPr>
+            <w:tcW w:type="dxa" w:w="2520"/>
+            <w:shd w:val="clear" w:color="auto" w:fill="1F497D"/>
+          </w:tcPr>
+          <w:p>
+            <w:pPr>
+              <w:jc w:val="center"/>
+            </w:pPr>
+            <w:r>
+              <w:rPr>
+                <w:rFonts w:ascii="Calibri" w:hAnsi="Calibri"/>
+                <w:b/>
+                <w:color w:val="FFFFFF"/>
+                <w:sz w:val="18"/>
+              </w:rPr>
+              <w:t>Riego</w:t>
+            </w:r>
+          </w:p>
+        </w:tc>
+      </w:tr>
+      <w:tr>
+        <w:tc>
+          <w:tcPr>
+            <w:tcW w:type="dxa" w:w="2520"/>
+            <w:shd w:val="clear" w:color="auto" w:fill="FFFFFF"/>
+          </w:tcPr>
+          <w:p>
+            <w:pPr>
+              <w:jc w:val="center"/>
+            </w:pPr>
+            <w:r>
+              <w:rPr>
+                <w:rFonts w:ascii="Calibri" w:hAnsi="Calibri"/>
+                <w:sz w:val="18"/>
+              </w:rPr>
+              <w:t>Tormenta severa (cualquier condición)</w:t>
+            </w:r>
+          </w:p>
+        </w:tc>
+        <w:tc>
+          <w:tcPr>
+            <w:tcW w:type="dxa" w:w="2520"/>
+            <w:shd w:val="clear" w:color="auto" w:fill="FFFFFF"/>
+          </w:tcPr>
+          <w:p>
+            <w:pPr>
+              <w:jc w:val="center"/>
+            </w:pPr>
+            <w:r>
+              <w:rPr>
+                <w:rFonts w:ascii="Calibri" w:hAnsi="Calibri"/>
+                <w:sz w:val="18"/>
+              </w:rPr>
+              <w:t>5%</w:t>
+            </w:r>
+          </w:p>
+        </w:tc>
+        <w:tc>
+          <w:tcPr>
+            <w:tcW w:type="dxa" w:w="2520"/>
+            <w:shd w:val="clear" w:color="auto" w:fill="FFFFFF"/>
+          </w:tcPr>
+          <w:p>
+            <w:pPr>
+              <w:jc w:val="center"/>
+            </w:pPr>
+            <w:r>
+              <w:rPr>
+                <w:rFonts w:ascii="Calibri" w:hAnsi="Calibri"/>
+                <w:sz w:val="18"/>
+              </w:rPr>
+              <w:t>0</w:t>
+            </w:r>
+          </w:p>
+        </w:tc>
+        <w:tc>
+          <w:tcPr>
+            <w:tcW w:type="dxa" w:w="2520"/>
+            <w:shd w:val="clear" w:color="auto" w:fill="FFFFFF"/>
+          </w:tcPr>
+          <w:p>
+            <w:pPr>
+              <w:jc w:val="center"/>
+            </w:pPr>
+            <w:r>
+              <w:rPr>
+                <w:rFonts w:ascii="Calibri" w:hAnsi="Calibri"/>
+                <w:sz w:val="18"/>
+              </w:rPr>
+              <w:t>0</w:t>
+            </w:r>
+          </w:p>
+        </w:tc>
+      </w:tr>
+      <w:tr>
+        <w:tc>
+          <w:tcPr>
+            <w:tcW w:type="dxa" w:w="2520"/>
+            <w:shd w:val="clear" w:color="auto" w:fill="F2F2F2"/>
+          </w:tcPr>
+          <w:p>
+            <w:pPr>
+              <w:jc w:val="center"/>
+            </w:pPr>
+            <w:r>
+              <w:rPr>
+                <w:rFonts w:ascii="Calibri" w:hAnsi="Calibri"/>
+                <w:sz w:val="18"/>
+              </w:rPr>
+              <w:t>Normal / anormal seca</w:t>
+            </w:r>
+          </w:p>
+        </w:tc>
+        <w:tc>
+          <w:tcPr>
+            <w:tcW w:type="dxa" w:w="2520"/>
+            <w:shd w:val="clear" w:color="auto" w:fill="F2F2F2"/>
+          </w:tcPr>
+          <w:p>
+            <w:pPr>
+              <w:jc w:val="center"/>
+            </w:pPr>
+            <w:r>
+              <w:rPr>
+                <w:rFonts w:ascii="Calibri" w:hAnsi="Calibri"/>
+                <w:sz w:val="18"/>
+              </w:rPr>
+              <w:t>40%</w:t>
+            </w:r>
+          </w:p>
+        </w:tc>
+        <w:tc>
+          <w:tcPr>
+            <w:tcW w:type="dxa" w:w="2520"/>
+            <w:shd w:val="clear" w:color="auto" w:fill="F2F2F2"/>
+          </w:tcPr>
+          <w:p>
+            <w:pPr>
+              <w:jc w:val="center"/>
+            </w:pPr>
+            <w:r>
+              <w:rPr>
+                <w:rFonts w:ascii="Calibri" w:hAnsi="Calibri"/>
+                <w:sz w:val="18"/>
+              </w:rPr>
+              <w:t>60</w:t>
+            </w:r>
+          </w:p>
+        </w:tc>
+        <w:tc>
+          <w:tcPr>
+            <w:tcW w:type="dxa" w:w="2520"/>
+            <w:shd w:val="clear" w:color="auto" w:fill="F2F2F2"/>
+          </w:tcPr>
+          <w:p>
+            <w:pPr>
+              <w:jc w:val="center"/>
+            </w:pPr>
+            <w:r>
+              <w:rPr>
+                <w:rFonts w:ascii="Calibri" w:hAnsi="Calibri"/>
+                <w:sz w:val="18"/>
+              </w:rPr>
+              <w:t>50%→90 · 30%→120 · 20%→200</w:t>
+            </w:r>
+          </w:p>
+        </w:tc>
+      </w:tr>
+      <w:tr>
+        <w:tc>
+          <w:tcPr>
+            <w:tcW w:type="dxa" w:w="2520"/>
+            <w:shd w:val="clear" w:color="auto" w:fill="FFFFFF"/>
+          </w:tcPr>
+          <w:p>
+            <w:pPr>
+              <w:jc w:val="center"/>
+            </w:pPr>
+            <w:r>
+              <w:rPr>
+                <w:rFonts w:ascii="Calibri" w:hAnsi="Calibri"/>
+                <w:sz w:val="18"/>
+              </w:rPr>
+              <w:t>Sequía moderada</w:t>
+            </w:r>
+          </w:p>
+        </w:tc>
+        <w:tc>
+          <w:tcPr>
+            <w:tcW w:type="dxa" w:w="2520"/>
+            <w:shd w:val="clear" w:color="auto" w:fill="FFFFFF"/>
+          </w:tcPr>
+          <w:p>
+            <w:pPr>
+              <w:jc w:val="center"/>
+            </w:pPr>
+            <w:r>
+              <w:rPr>
+                <w:rFonts w:ascii="Calibri" w:hAnsi="Calibri"/>
+                <w:sz w:val="18"/>
+              </w:rPr>
+              <w:t>30%</w:t>
+            </w:r>
+          </w:p>
+        </w:tc>
+        <w:tc>
+          <w:tcPr>
+            <w:tcW w:type="dxa" w:w="2520"/>
+            <w:shd w:val="clear" w:color="auto" w:fill="FFFFFF"/>
+          </w:tcPr>
+          <w:p>
+            <w:pPr>
+              <w:jc w:val="center"/>
+            </w:pPr>
+            <w:r>
+              <w:rPr>
+                <w:rFonts w:ascii="Calibri" w:hAnsi="Calibri"/>
+                <w:sz w:val="18"/>
+              </w:rPr>
+              <w:t>50</w:t>
+            </w:r>
+          </w:p>
+        </w:tc>
+        <w:tc>
+          <w:tcPr>
+            <w:tcW w:type="dxa" w:w="2520"/>
+            <w:shd w:val="clear" w:color="auto" w:fill="FFFFFF"/>
+          </w:tcPr>
+          <w:p>
+            <w:pPr>
+              <w:jc w:val="center"/>
+            </w:pPr>
+            <w:r>
+              <w:rPr>
+                <w:rFonts w:ascii="Calibri" w:hAnsi="Calibri"/>
+                <w:sz w:val="18"/>
+              </w:rPr>
+              <w:t>90</w:t>
+            </w:r>
+          </w:p>
+        </w:tc>
+      </w:tr>
+      <w:tr>
+        <w:tc>
+          <w:tcPr>
+            <w:tcW w:type="dxa" w:w="2520"/>
+            <w:shd w:val="clear" w:color="auto" w:fill="F2F2F2"/>
+          </w:tcPr>
+          <w:p>
+            <w:pPr>
+              <w:jc w:val="center"/>
+            </w:pPr>
+            <w:r>
+              <w:rPr>
+                <w:rFonts w:ascii="Calibri" w:hAnsi="Calibri"/>
+                <w:sz w:val="18"/>
+              </w:rPr>
+              <w:t>Sequía severa</w:t>
+            </w:r>
+          </w:p>
+        </w:tc>
+        <w:tc>
+          <w:tcPr>
+            <w:tcW w:type="dxa" w:w="2520"/>
+            <w:shd w:val="clear" w:color="auto" w:fill="F2F2F2"/>
+          </w:tcPr>
+          <w:p>
+            <w:pPr>
+              <w:jc w:val="center"/>
+            </w:pPr>
+            <w:r>
+              <w:rPr>
+                <w:rFonts w:ascii="Calibri" w:hAnsi="Calibri"/>
+                <w:sz w:val="18"/>
+              </w:rPr>
+              <w:t>20%</w:t>
+            </w:r>
+          </w:p>
+        </w:tc>
+        <w:tc>
+          <w:tcPr>
+            <w:tcW w:type="dxa" w:w="2520"/>
+            <w:shd w:val="clear" w:color="auto" w:fill="F2F2F2"/>
+          </w:tcPr>
+          <w:p>
+            <w:pPr>
+              <w:jc w:val="center"/>
+            </w:pPr>
+            <w:r>
+              <w:rPr>
+                <w:rFonts w:ascii="Calibri" w:hAnsi="Calibri"/>
+                <w:sz w:val="18"/>
+              </w:rPr>
+              <w:t>40</w:t>
+            </w:r>
+          </w:p>
+        </w:tc>
+        <w:tc>
+          <w:tcPr>
+            <w:tcW w:type="dxa" w:w="2520"/>
+            <w:shd w:val="clear" w:color="auto" w:fill="F2F2F2"/>
+          </w:tcPr>
+          <w:p>
+            <w:pPr>
+              <w:jc w:val="center"/>
+            </w:pPr>
+            <w:r>
+              <w:rPr>
+                <w:rFonts w:ascii="Calibri" w:hAnsi="Calibri"/>
+                <w:sz w:val="18"/>
+              </w:rPr>
+              <w:t>70</w:t>
+            </w:r>
+          </w:p>
+        </w:tc>
+      </w:tr>
+      <w:tr>
+        <w:tc>
+          <w:tcPr>
+            <w:tcW w:type="dxa" w:w="2520"/>
+            <w:shd w:val="clear" w:color="auto" w:fill="FFFFFF"/>
+          </w:tcPr>
+          <w:p>
+            <w:pPr>
+              <w:jc w:val="center"/>
+            </w:pPr>
+            <w:r>
+              <w:rPr>
+                <w:rFonts w:ascii="Calibri" w:hAnsi="Calibri"/>
+                <w:sz w:val="18"/>
+              </w:rPr>
+              <w:t>Sequía extrema</w:t>
+            </w:r>
+          </w:p>
+        </w:tc>
+        <w:tc>
+          <w:tcPr>
+            <w:tcW w:type="dxa" w:w="2520"/>
+            <w:shd w:val="clear" w:color="auto" w:fill="FFFFFF"/>
+          </w:tcPr>
+          <w:p>
+            <w:pPr>
+              <w:jc w:val="center"/>
+            </w:pPr>
+            <w:r>
+              <w:rPr>
+                <w:rFonts w:ascii="Calibri" w:hAnsi="Calibri"/>
+                <w:sz w:val="18"/>
+              </w:rPr>
+              <w:t>10%</w:t>
+            </w:r>
+          </w:p>
+        </w:tc>
+        <w:tc>
+          <w:tcPr>
+            <w:tcW w:type="dxa" w:w="2520"/>
+            <w:shd w:val="clear" w:color="auto" w:fill="FFFFFF"/>
+          </w:tcPr>
+          <w:p>
+            <w:pPr>
+              <w:jc w:val="center"/>
+            </w:pPr>
+            <w:r>
+              <w:rPr>
+                <w:rFonts w:ascii="Calibri" w:hAnsi="Calibri"/>
+                <w:sz w:val="18"/>
+              </w:rPr>
+              <w:t>25</w:t>
+            </w:r>
+          </w:p>
+        </w:tc>
+        <w:tc>
+          <w:tcPr>
+            <w:tcW w:type="dxa" w:w="2520"/>
+            <w:shd w:val="clear" w:color="auto" w:fill="FFFFFF"/>
+          </w:tcPr>
+          <w:p>
+            <w:pPr>
+              <w:jc w:val="center"/>
+            </w:pPr>
+            <w:r>
+              <w:rPr>
+                <w:rFonts w:ascii="Calibri" w:hAnsi="Calibri"/>
+                <w:sz w:val="18"/>
+              </w:rPr>
+              <w:t>40</w:t>
+            </w:r>
+          </w:p>
+        </w:tc>
+      </w:tr>
+    </w:tbl>
+    <w:p>
+      <w:pPr>
+        <w:spacing w:before="40" w:after="160"/>
+        <w:jc w:val="left"/>
+      </w:pPr>
+      <w:r>
+        <w:rPr>
+          <w:rFonts w:ascii="Calibri" w:hAnsi="Calibri"/>
+          <w:b w:val="0"/>
+          <w:i/>
+          <w:color w:val="404040"/>
+          <w:sz w:val="18"/>
+        </w:rPr>
+        <w:t>Tabla 2 — Rendimientos por escenario (ton/ha/año). Tormenta aplica sobre las probabilidades anteriores.</w:t>
+      </w:r>
+    </w:p>
+    <w:p>
+      <w:pPr>
+        <w:spacing w:before="240" w:after="80"/>
+        <w:jc w:val="left"/>
+      </w:pPr>
+      <w:r>
+        <w:rPr>
+          <w:rFonts w:ascii="Calibri" w:hAnsi="Calibri"/>
+          <w:b/>
+          <w:i w:val="0"/>
+          <w:color w:val="1F497D"/>
+          <w:sz w:val="26"/>
+        </w:rPr>
+        <w:t>3. Escenarios productivos y utilidad anual</w:t>
+      </w:r>
+    </w:p>
+    <w:p>
+      <w:pPr>
+        <w:spacing w:before="0" w:after="120"/>
+        <w:jc w:val="both"/>
+      </w:pPr>
+      <w:r>
+        <w:rPr>
+          <w:rFonts w:ascii="Calibri" w:hAnsi="Calibri"/>
+          <w:b w:val="0"/>
+          <w:i w:val="0"/>
+          <w:sz w:val="20"/>
+        </w:rPr>
+        <w:t>La utilidad anual se calcula como: Utilidad = (Rendimiento × Precio − Costo/ha) × 100 ha. Se utiliza el precio esperado E[precio] = $807.04 MXN/ton para el cálculo analítico. Las probabilidades combinadas incorporan la independencia entre condición hídrica y tormenta: P(escenario) = P(tormenta o no) × P(condición hídrica) × P(sub-escenario riego si aplica).</w:t>
       </w:r>
     </w:p>
     <w:tbl>
@@ -1572,14 +1548,15 @@
         <w:tc>
           <w:tcPr>
             <w:tcW w:type="dxa" w:w="1440"/>
-            <w:shd w:val="clear" w:color="auto" w:fill="1F3564"/>
-          </w:tcPr>
-          <w:p>
-            <w:pPr>
-              <w:jc w:val="center"/>
-            </w:pPr>
-            <w:r>
-              <w:rPr>
+            <w:shd w:val="clear" w:color="auto" w:fill="1F497D"/>
+          </w:tcPr>
+          <w:p>
+            <w:pPr>
+              <w:jc w:val="center"/>
+            </w:pPr>
+            <w:r>
+              <w:rPr>
+                <w:rFonts w:ascii="Calibri" w:hAnsi="Calibri"/>
                 <w:b/>
                 <w:color w:val="FFFFFF"/>
                 <w:sz w:val="18"/>
@@ -1591,33 +1568,35 @@
         <w:tc>
           <w:tcPr>
             <w:tcW w:type="dxa" w:w="1440"/>
-            <w:shd w:val="clear" w:color="auto" w:fill="1F3564"/>
-          </w:tcPr>
-          <w:p>
-            <w:pPr>
-              <w:jc w:val="center"/>
-            </w:pPr>
-            <w:r>
-              <w:rPr>
+            <w:shd w:val="clear" w:color="auto" w:fill="1F497D"/>
+          </w:tcPr>
+          <w:p>
+            <w:pPr>
+              <w:jc w:val="center"/>
+            </w:pPr>
+            <w:r>
+              <w:rPr>
+                <w:rFonts w:ascii="Calibri" w:hAnsi="Calibri"/>
                 <w:b/>
                 <w:color w:val="FFFFFF"/>
                 <w:sz w:val="18"/>
               </w:rPr>
-              <w:t>Sub-condición</w:t>
+              <w:t>Sub-cond. riego</w:t>
             </w:r>
           </w:p>
         </w:tc>
         <w:tc>
           <w:tcPr>
             <w:tcW w:type="dxa" w:w="1440"/>
-            <w:shd w:val="clear" w:color="auto" w:fill="1F3564"/>
-          </w:tcPr>
-          <w:p>
-            <w:pPr>
-              <w:jc w:val="center"/>
-            </w:pPr>
-            <w:r>
-              <w:rPr>
+            <w:shd w:val="clear" w:color="auto" w:fill="1F497D"/>
+          </w:tcPr>
+          <w:p>
+            <w:pPr>
+              <w:jc w:val="center"/>
+            </w:pPr>
+            <w:r>
+              <w:rPr>
+                <w:rFonts w:ascii="Calibri" w:hAnsi="Calibri"/>
                 <w:b/>
                 <w:color w:val="FFFFFF"/>
                 <w:sz w:val="18"/>
@@ -1629,84 +1608,80 @@
         <w:tc>
           <w:tcPr>
             <w:tcW w:type="dxa" w:w="1440"/>
-            <w:shd w:val="clear" w:color="auto" w:fill="1F3564"/>
-          </w:tcPr>
-          <w:p>
-            <w:pPr>
-              <w:jc w:val="center"/>
-            </w:pPr>
-            <w:r>
-              <w:rPr>
+            <w:shd w:val="clear" w:color="auto" w:fill="1F497D"/>
+          </w:tcPr>
+          <w:p>
+            <w:pPr>
+              <w:jc w:val="center"/>
+            </w:pPr>
+            <w:r>
+              <w:rPr>
+                <w:rFonts w:ascii="Calibri" w:hAnsi="Calibri"/>
                 <w:b/>
                 <w:color w:val="FFFFFF"/>
                 <w:sz w:val="18"/>
               </w:rPr>
               <w:t>Rend. Temporal</w:t>
-              <w:br/>
-              <w:t>(ton/ha)</w:t>
             </w:r>
           </w:p>
         </w:tc>
         <w:tc>
           <w:tcPr>
             <w:tcW w:type="dxa" w:w="1440"/>
-            <w:shd w:val="clear" w:color="auto" w:fill="1F3564"/>
-          </w:tcPr>
-          <w:p>
-            <w:pPr>
-              <w:jc w:val="center"/>
-            </w:pPr>
-            <w:r>
-              <w:rPr>
+            <w:shd w:val="clear" w:color="auto" w:fill="1F497D"/>
+          </w:tcPr>
+          <w:p>
+            <w:pPr>
+              <w:jc w:val="center"/>
+            </w:pPr>
+            <w:r>
+              <w:rPr>
+                <w:rFonts w:ascii="Calibri" w:hAnsi="Calibri"/>
                 <w:b/>
                 <w:color w:val="FFFFFF"/>
                 <w:sz w:val="18"/>
               </w:rPr>
               <w:t>Util. Temporal</w:t>
-              <w:br/>
-              <w:t>(MXN)</w:t>
             </w:r>
           </w:p>
         </w:tc>
         <w:tc>
           <w:tcPr>
             <w:tcW w:type="dxa" w:w="1440"/>
-            <w:shd w:val="clear" w:color="auto" w:fill="1F3564"/>
-          </w:tcPr>
-          <w:p>
-            <w:pPr>
-              <w:jc w:val="center"/>
-            </w:pPr>
-            <w:r>
-              <w:rPr>
+            <w:shd w:val="clear" w:color="auto" w:fill="1F497D"/>
+          </w:tcPr>
+          <w:p>
+            <w:pPr>
+              <w:jc w:val="center"/>
+            </w:pPr>
+            <w:r>
+              <w:rPr>
+                <w:rFonts w:ascii="Calibri" w:hAnsi="Calibri"/>
                 <w:b/>
                 <w:color w:val="FFFFFF"/>
                 <w:sz w:val="18"/>
               </w:rPr>
               <w:t>Rend. Riego</w:t>
-              <w:br/>
-              <w:t>(ton/ha)</w:t>
             </w:r>
           </w:p>
         </w:tc>
         <w:tc>
           <w:tcPr>
             <w:tcW w:type="dxa" w:w="1440"/>
-            <w:shd w:val="clear" w:color="auto" w:fill="1F3564"/>
-          </w:tcPr>
-          <w:p>
-            <w:pPr>
-              <w:jc w:val="center"/>
-            </w:pPr>
-            <w:r>
-              <w:rPr>
+            <w:shd w:val="clear" w:color="auto" w:fill="1F497D"/>
+          </w:tcPr>
+          <w:p>
+            <w:pPr>
+              <w:jc w:val="center"/>
+            </w:pPr>
+            <w:r>
+              <w:rPr>
+                <w:rFonts w:ascii="Calibri" w:hAnsi="Calibri"/>
                 <w:b/>
                 <w:color w:val="FFFFFF"/>
                 <w:sz w:val="18"/>
               </w:rPr>
               <w:t>Util. Riego</w:t>
-              <w:br/>
-              <w:t>(MXN)</w:t>
             </w:r>
           </w:p>
         </w:tc>
@@ -1715,14 +1690,15 @@
         <w:tc>
           <w:tcPr>
             <w:tcW w:type="dxa" w:w="1440"/>
-            <w:shd w:val="clear" w:color="auto" w:fill="D9E1F2"/>
-          </w:tcPr>
-          <w:p>
-            <w:pPr>
-              <w:jc w:val="center"/>
-            </w:pPr>
-            <w:r>
-              <w:rPr>
+            <w:shd w:val="clear" w:color="auto" w:fill="FFFFFF"/>
+          </w:tcPr>
+          <w:p>
+            <w:pPr>
+              <w:jc w:val="center"/>
+            </w:pPr>
+            <w:r>
+              <w:rPr>
+                <w:rFonts w:ascii="Calibri" w:hAnsi="Calibri"/>
                 <w:sz w:val="18"/>
               </w:rPr>
               <w:t>Tormenta severa</w:t>
@@ -1732,14 +1708,15 @@
         <w:tc>
           <w:tcPr>
             <w:tcW w:type="dxa" w:w="1440"/>
-            <w:shd w:val="clear" w:color="auto" w:fill="D9E1F2"/>
-          </w:tcPr>
-          <w:p>
-            <w:pPr>
-              <w:jc w:val="center"/>
-            </w:pPr>
-            <w:r>
-              <w:rPr>
+            <w:shd w:val="clear" w:color="auto" w:fill="FFFFFF"/>
+          </w:tcPr>
+          <w:p>
+            <w:pPr>
+              <w:jc w:val="center"/>
+            </w:pPr>
+            <w:r>
+              <w:rPr>
+                <w:rFonts w:ascii="Calibri" w:hAnsi="Calibri"/>
                 <w:sz w:val="18"/>
               </w:rPr>
               <w:t>—</w:t>
@@ -1749,14 +1726,15 @@
         <w:tc>
           <w:tcPr>
             <w:tcW w:type="dxa" w:w="1440"/>
-            <w:shd w:val="clear" w:color="auto" w:fill="D9E1F2"/>
-          </w:tcPr>
-          <w:p>
-            <w:pPr>
-              <w:jc w:val="center"/>
-            </w:pPr>
-            <w:r>
-              <w:rPr>
+            <w:shd w:val="clear" w:color="auto" w:fill="FFFFFF"/>
+          </w:tcPr>
+          <w:p>
+            <w:pPr>
+              <w:jc w:val="center"/>
+            </w:pPr>
+            <w:r>
+              <w:rPr>
+                <w:rFonts w:ascii="Calibri" w:hAnsi="Calibri"/>
                 <w:sz w:val="18"/>
               </w:rPr>
               <w:t>5.0%</w:t>
@@ -1766,68 +1744,72 @@
         <w:tc>
           <w:tcPr>
             <w:tcW w:type="dxa" w:w="1440"/>
-            <w:shd w:val="clear" w:color="auto" w:fill="D9E1F2"/>
-          </w:tcPr>
-          <w:p>
-            <w:pPr>
-              <w:jc w:val="center"/>
-            </w:pPr>
-            <w:r>
-              <w:rPr>
-                <w:sz w:val="18"/>
-              </w:rPr>
-              <w:t>0</w:t>
+            <w:shd w:val="clear" w:color="auto" w:fill="FFFFFF"/>
+          </w:tcPr>
+          <w:p>
+            <w:pPr>
+              <w:jc w:val="center"/>
+            </w:pPr>
+            <w:r>
+              <w:rPr>
+                <w:rFonts w:ascii="Calibri" w:hAnsi="Calibri"/>
+                <w:sz w:val="18"/>
+              </w:rPr>
+              <w:t>0 ton/ha</w:t>
             </w:r>
           </w:p>
         </w:tc>
         <w:tc>
           <w:tcPr>
             <w:tcW w:type="dxa" w:w="1440"/>
-            <w:shd w:val="clear" w:color="auto" w:fill="D9E1F2"/>
-          </w:tcPr>
-          <w:p>
-            <w:pPr>
-              <w:jc w:val="center"/>
-            </w:pPr>
-            <w:r>
-              <w:rPr>
-                <w:sz w:val="18"/>
-              </w:rPr>
-              <w:t>$-3,800,000</w:t>
+            <w:shd w:val="clear" w:color="auto" w:fill="FFFFFF"/>
+          </w:tcPr>
+          <w:p>
+            <w:pPr>
+              <w:jc w:val="center"/>
+            </w:pPr>
+            <w:r>
+              <w:rPr>
+                <w:rFonts w:ascii="Calibri" w:hAnsi="Calibri"/>
+                <w:sz w:val="18"/>
+              </w:rPr>
+              <w:t>-$3,800,000 MXN</w:t>
             </w:r>
           </w:p>
         </w:tc>
         <w:tc>
           <w:tcPr>
             <w:tcW w:type="dxa" w:w="1440"/>
-            <w:shd w:val="clear" w:color="auto" w:fill="D9E1F2"/>
-          </w:tcPr>
-          <w:p>
-            <w:pPr>
-              <w:jc w:val="center"/>
-            </w:pPr>
-            <w:r>
-              <w:rPr>
-                <w:sz w:val="18"/>
-              </w:rPr>
-              <w:t>0</w:t>
+            <w:shd w:val="clear" w:color="auto" w:fill="FFFFFF"/>
+          </w:tcPr>
+          <w:p>
+            <w:pPr>
+              <w:jc w:val="center"/>
+            </w:pPr>
+            <w:r>
+              <w:rPr>
+                <w:rFonts w:ascii="Calibri" w:hAnsi="Calibri"/>
+                <w:sz w:val="18"/>
+              </w:rPr>
+              <w:t>0 ton/ha</w:t>
             </w:r>
           </w:p>
         </w:tc>
         <w:tc>
           <w:tcPr>
             <w:tcW w:type="dxa" w:w="1440"/>
-            <w:shd w:val="clear" w:color="auto" w:fill="D9E1F2"/>
-          </w:tcPr>
-          <w:p>
-            <w:pPr>
-              <w:jc w:val="center"/>
-            </w:pPr>
-            <w:r>
-              <w:rPr>
-                <w:sz w:val="18"/>
-              </w:rPr>
-              <w:t>$-6,300,000</w:t>
+            <w:shd w:val="clear" w:color="auto" w:fill="FFFFFF"/>
+          </w:tcPr>
+          <w:p>
+            <w:pPr>
+              <w:jc w:val="center"/>
+            </w:pPr>
+            <w:r>
+              <w:rPr>
+                <w:rFonts w:ascii="Calibri" w:hAnsi="Calibri"/>
+                <w:sz w:val="18"/>
+              </w:rPr>
+              <w:t>-$6,300,000 MXN</w:t>
             </w:r>
           </w:p>
         </w:tc>
@@ -1836,45 +1818,51 @@
         <w:tc>
           <w:tcPr>
             <w:tcW w:type="dxa" w:w="1440"/>
-          </w:tcPr>
-          <w:p>
-            <w:pPr>
-              <w:jc w:val="center"/>
-            </w:pPr>
-            <w:r>
-              <w:rPr>
-                <w:sz w:val="18"/>
-              </w:rPr>
-              <w:t>Normal/Anormal seca</w:t>
+            <w:shd w:val="clear" w:color="auto" w:fill="F2F2F2"/>
+          </w:tcPr>
+          <w:p>
+            <w:pPr>
+              <w:jc w:val="center"/>
+            </w:pPr>
+            <w:r>
+              <w:rPr>
+                <w:rFonts w:ascii="Calibri" w:hAnsi="Calibri"/>
+                <w:sz w:val="18"/>
+              </w:rPr>
+              <w:t>Normal / anormal seca</w:t>
             </w:r>
           </w:p>
         </w:tc>
         <w:tc>
           <w:tcPr>
             <w:tcW w:type="dxa" w:w="1440"/>
-          </w:tcPr>
-          <w:p>
-            <w:pPr>
-              <w:jc w:val="center"/>
-            </w:pPr>
-            <w:r>
-              <w:rPr>
-                <w:sz w:val="18"/>
-              </w:rPr>
-              <w:t>Riego: 90 ton/ha</w:t>
+            <w:shd w:val="clear" w:color="auto" w:fill="F2F2F2"/>
+          </w:tcPr>
+          <w:p>
+            <w:pPr>
+              <w:jc w:val="center"/>
+            </w:pPr>
+            <w:r>
+              <w:rPr>
+                <w:rFonts w:ascii="Calibri" w:hAnsi="Calibri"/>
+                <w:sz w:val="18"/>
+              </w:rPr>
+              <w:t>90 ton/ha</w:t>
             </w:r>
           </w:p>
         </w:tc>
         <w:tc>
           <w:tcPr>
             <w:tcW w:type="dxa" w:w="1440"/>
-          </w:tcPr>
-          <w:p>
-            <w:pPr>
-              <w:jc w:val="center"/>
-            </w:pPr>
-            <w:r>
-              <w:rPr>
+            <w:shd w:val="clear" w:color="auto" w:fill="F2F2F2"/>
+          </w:tcPr>
+          <w:p>
+            <w:pPr>
+              <w:jc w:val="center"/>
+            </w:pPr>
+            <w:r>
+              <w:rPr>
+                <w:rFonts w:ascii="Calibri" w:hAnsi="Calibri"/>
                 <w:sz w:val="18"/>
               </w:rPr>
               <w:t>19.0%</w:t>
@@ -1884,64 +1872,72 @@
         <w:tc>
           <w:tcPr>
             <w:tcW w:type="dxa" w:w="1440"/>
-          </w:tcPr>
-          <w:p>
-            <w:pPr>
-              <w:jc w:val="center"/>
-            </w:pPr>
-            <w:r>
-              <w:rPr>
-                <w:sz w:val="18"/>
-              </w:rPr>
-              <w:t>60</w:t>
+            <w:shd w:val="clear" w:color="auto" w:fill="F2F2F2"/>
+          </w:tcPr>
+          <w:p>
+            <w:pPr>
+              <w:jc w:val="center"/>
+            </w:pPr>
+            <w:r>
+              <w:rPr>
+                <w:rFonts w:ascii="Calibri" w:hAnsi="Calibri"/>
+                <w:sz w:val="18"/>
+              </w:rPr>
+              <w:t>60 ton/ha</w:t>
             </w:r>
           </w:p>
         </w:tc>
         <w:tc>
           <w:tcPr>
             <w:tcW w:type="dxa" w:w="1440"/>
-          </w:tcPr>
-          <w:p>
-            <w:pPr>
-              <w:jc w:val="center"/>
-            </w:pPr>
-            <w:r>
-              <w:rPr>
-                <w:sz w:val="18"/>
-              </w:rPr>
-              <w:t>$1,042,230</w:t>
+            <w:shd w:val="clear" w:color="auto" w:fill="F2F2F2"/>
+          </w:tcPr>
+          <w:p>
+            <w:pPr>
+              <w:jc w:val="center"/>
+            </w:pPr>
+            <w:r>
+              <w:rPr>
+                <w:rFonts w:ascii="Calibri" w:hAnsi="Calibri"/>
+                <w:sz w:val="18"/>
+              </w:rPr>
+              <w:t>$1,042,230 MXN</w:t>
             </w:r>
           </w:p>
         </w:tc>
         <w:tc>
           <w:tcPr>
             <w:tcW w:type="dxa" w:w="1440"/>
-          </w:tcPr>
-          <w:p>
-            <w:pPr>
-              <w:jc w:val="center"/>
-            </w:pPr>
-            <w:r>
-              <w:rPr>
-                <w:sz w:val="18"/>
-              </w:rPr>
-              <w:t>90</w:t>
+            <w:shd w:val="clear" w:color="auto" w:fill="F2F2F2"/>
+          </w:tcPr>
+          <w:p>
+            <w:pPr>
+              <w:jc w:val="center"/>
+            </w:pPr>
+            <w:r>
+              <w:rPr>
+                <w:rFonts w:ascii="Calibri" w:hAnsi="Calibri"/>
+                <w:sz w:val="18"/>
+              </w:rPr>
+              <w:t>90 ton/ha</w:t>
             </w:r>
           </w:p>
         </w:tc>
         <w:tc>
           <w:tcPr>
             <w:tcW w:type="dxa" w:w="1440"/>
-          </w:tcPr>
-          <w:p>
-            <w:pPr>
-              <w:jc w:val="center"/>
-            </w:pPr>
-            <w:r>
-              <w:rPr>
-                <w:sz w:val="18"/>
-              </w:rPr>
-              <w:t>$963,345</w:t>
+            <w:shd w:val="clear" w:color="auto" w:fill="F2F2F2"/>
+          </w:tcPr>
+          <w:p>
+            <w:pPr>
+              <w:jc w:val="center"/>
+            </w:pPr>
+            <w:r>
+              <w:rPr>
+                <w:rFonts w:ascii="Calibri" w:hAnsi="Calibri"/>
+                <w:sz w:val="18"/>
+              </w:rPr>
+              <w:t>$963,345 MXN</w:t>
             </w:r>
           </w:p>
         </w:tc>
@@ -1950,48 +1946,51 @@
         <w:tc>
           <w:tcPr>
             <w:tcW w:type="dxa" w:w="1440"/>
-            <w:shd w:val="clear" w:color="auto" w:fill="D9E1F2"/>
-          </w:tcPr>
-          <w:p>
-            <w:pPr>
-              <w:jc w:val="center"/>
-            </w:pPr>
-            <w:r>
-              <w:rPr>
-                <w:sz w:val="18"/>
-              </w:rPr>
-              <w:t>Normal/Anormal seca</w:t>
+            <w:shd w:val="clear" w:color="auto" w:fill="FFFFFF"/>
+          </w:tcPr>
+          <w:p>
+            <w:pPr>
+              <w:jc w:val="center"/>
+            </w:pPr>
+            <w:r>
+              <w:rPr>
+                <w:rFonts w:ascii="Calibri" w:hAnsi="Calibri"/>
+                <w:sz w:val="18"/>
+              </w:rPr>
+              <w:t>Normal / anormal seca</w:t>
             </w:r>
           </w:p>
         </w:tc>
         <w:tc>
           <w:tcPr>
             <w:tcW w:type="dxa" w:w="1440"/>
-            <w:shd w:val="clear" w:color="auto" w:fill="D9E1F2"/>
-          </w:tcPr>
-          <w:p>
-            <w:pPr>
-              <w:jc w:val="center"/>
-            </w:pPr>
-            <w:r>
-              <w:rPr>
-                <w:sz w:val="18"/>
-              </w:rPr>
-              <w:t>Riego: 120 ton/ha</w:t>
+            <w:shd w:val="clear" w:color="auto" w:fill="FFFFFF"/>
+          </w:tcPr>
+          <w:p>
+            <w:pPr>
+              <w:jc w:val="center"/>
+            </w:pPr>
+            <w:r>
+              <w:rPr>
+                <w:rFonts w:ascii="Calibri" w:hAnsi="Calibri"/>
+                <w:sz w:val="18"/>
+              </w:rPr>
+              <w:t>120 ton/ha</w:t>
             </w:r>
           </w:p>
         </w:tc>
         <w:tc>
           <w:tcPr>
             <w:tcW w:type="dxa" w:w="1440"/>
-            <w:shd w:val="clear" w:color="auto" w:fill="D9E1F2"/>
-          </w:tcPr>
-          <w:p>
-            <w:pPr>
-              <w:jc w:val="center"/>
-            </w:pPr>
-            <w:r>
-              <w:rPr>
+            <w:shd w:val="clear" w:color="auto" w:fill="FFFFFF"/>
+          </w:tcPr>
+          <w:p>
+            <w:pPr>
+              <w:jc w:val="center"/>
+            </w:pPr>
+            <w:r>
+              <w:rPr>
+                <w:rFonts w:ascii="Calibri" w:hAnsi="Calibri"/>
                 <w:sz w:val="18"/>
               </w:rPr>
               <w:t>11.4%</w:t>
@@ -2001,68 +2000,72 @@
         <w:tc>
           <w:tcPr>
             <w:tcW w:type="dxa" w:w="1440"/>
-            <w:shd w:val="clear" w:color="auto" w:fill="D9E1F2"/>
-          </w:tcPr>
-          <w:p>
-            <w:pPr>
-              <w:jc w:val="center"/>
-            </w:pPr>
-            <w:r>
-              <w:rPr>
-                <w:sz w:val="18"/>
-              </w:rPr>
-              <w:t>60</w:t>
+            <w:shd w:val="clear" w:color="auto" w:fill="FFFFFF"/>
+          </w:tcPr>
+          <w:p>
+            <w:pPr>
+              <w:jc w:val="center"/>
+            </w:pPr>
+            <w:r>
+              <w:rPr>
+                <w:rFonts w:ascii="Calibri" w:hAnsi="Calibri"/>
+                <w:sz w:val="18"/>
+              </w:rPr>
+              <w:t>60 ton/ha</w:t>
             </w:r>
           </w:p>
         </w:tc>
         <w:tc>
           <w:tcPr>
             <w:tcW w:type="dxa" w:w="1440"/>
-            <w:shd w:val="clear" w:color="auto" w:fill="D9E1F2"/>
-          </w:tcPr>
-          <w:p>
-            <w:pPr>
-              <w:jc w:val="center"/>
-            </w:pPr>
-            <w:r>
-              <w:rPr>
-                <w:sz w:val="18"/>
-              </w:rPr>
-              <w:t>$1,042,230</w:t>
+            <w:shd w:val="clear" w:color="auto" w:fill="FFFFFF"/>
+          </w:tcPr>
+          <w:p>
+            <w:pPr>
+              <w:jc w:val="center"/>
+            </w:pPr>
+            <w:r>
+              <w:rPr>
+                <w:rFonts w:ascii="Calibri" w:hAnsi="Calibri"/>
+                <w:sz w:val="18"/>
+              </w:rPr>
+              <w:t>$1,042,230 MXN</w:t>
             </w:r>
           </w:p>
         </w:tc>
         <w:tc>
           <w:tcPr>
             <w:tcW w:type="dxa" w:w="1440"/>
-            <w:shd w:val="clear" w:color="auto" w:fill="D9E1F2"/>
-          </w:tcPr>
-          <w:p>
-            <w:pPr>
-              <w:jc w:val="center"/>
-            </w:pPr>
-            <w:r>
-              <w:rPr>
-                <w:sz w:val="18"/>
-              </w:rPr>
-              <w:t>120</w:t>
+            <w:shd w:val="clear" w:color="auto" w:fill="FFFFFF"/>
+          </w:tcPr>
+          <w:p>
+            <w:pPr>
+              <w:jc w:val="center"/>
+            </w:pPr>
+            <w:r>
+              <w:rPr>
+                <w:rFonts w:ascii="Calibri" w:hAnsi="Calibri"/>
+                <w:sz w:val="18"/>
+              </w:rPr>
+              <w:t>120 ton/ha</w:t>
             </w:r>
           </w:p>
         </w:tc>
         <w:tc>
           <w:tcPr>
             <w:tcW w:type="dxa" w:w="1440"/>
-            <w:shd w:val="clear" w:color="auto" w:fill="D9E1F2"/>
-          </w:tcPr>
-          <w:p>
-            <w:pPr>
-              <w:jc w:val="center"/>
-            </w:pPr>
-            <w:r>
-              <w:rPr>
-                <w:sz w:val="18"/>
-              </w:rPr>
-              <w:t>$3,384,460</w:t>
+            <w:shd w:val="clear" w:color="auto" w:fill="FFFFFF"/>
+          </w:tcPr>
+          <w:p>
+            <w:pPr>
+              <w:jc w:val="center"/>
+            </w:pPr>
+            <w:r>
+              <w:rPr>
+                <w:rFonts w:ascii="Calibri" w:hAnsi="Calibri"/>
+                <w:sz w:val="18"/>
+              </w:rPr>
+              <w:t>$3,384,460 MXN</w:t>
             </w:r>
           </w:p>
         </w:tc>
@@ -2071,45 +2074,51 @@
         <w:tc>
           <w:tcPr>
             <w:tcW w:type="dxa" w:w="1440"/>
-          </w:tcPr>
-          <w:p>
-            <w:pPr>
-              <w:jc w:val="center"/>
-            </w:pPr>
-            <w:r>
-              <w:rPr>
-                <w:sz w:val="18"/>
-              </w:rPr>
-              <w:t>Normal/Anormal seca</w:t>
+            <w:shd w:val="clear" w:color="auto" w:fill="F2F2F2"/>
+          </w:tcPr>
+          <w:p>
+            <w:pPr>
+              <w:jc w:val="center"/>
+            </w:pPr>
+            <w:r>
+              <w:rPr>
+                <w:rFonts w:ascii="Calibri" w:hAnsi="Calibri"/>
+                <w:sz w:val="18"/>
+              </w:rPr>
+              <w:t>Normal / anormal seca</w:t>
             </w:r>
           </w:p>
         </w:tc>
         <w:tc>
           <w:tcPr>
             <w:tcW w:type="dxa" w:w="1440"/>
-          </w:tcPr>
-          <w:p>
-            <w:pPr>
-              <w:jc w:val="center"/>
-            </w:pPr>
-            <w:r>
-              <w:rPr>
-                <w:sz w:val="18"/>
-              </w:rPr>
-              <w:t>Riego: 200 ton/ha</w:t>
+            <w:shd w:val="clear" w:color="auto" w:fill="F2F2F2"/>
+          </w:tcPr>
+          <w:p>
+            <w:pPr>
+              <w:jc w:val="center"/>
+            </w:pPr>
+            <w:r>
+              <w:rPr>
+                <w:rFonts w:ascii="Calibri" w:hAnsi="Calibri"/>
+                <w:sz w:val="18"/>
+              </w:rPr>
+              <w:t>200 ton/ha</w:t>
             </w:r>
           </w:p>
         </w:tc>
         <w:tc>
           <w:tcPr>
             <w:tcW w:type="dxa" w:w="1440"/>
-          </w:tcPr>
-          <w:p>
-            <w:pPr>
-              <w:jc w:val="center"/>
-            </w:pPr>
-            <w:r>
-              <w:rPr>
+            <w:shd w:val="clear" w:color="auto" w:fill="F2F2F2"/>
+          </w:tcPr>
+          <w:p>
+            <w:pPr>
+              <w:jc w:val="center"/>
+            </w:pPr>
+            <w:r>
+              <w:rPr>
+                <w:rFonts w:ascii="Calibri" w:hAnsi="Calibri"/>
                 <w:sz w:val="18"/>
               </w:rPr>
               <w:t>7.6%</w:t>
@@ -2119,64 +2128,72 @@
         <w:tc>
           <w:tcPr>
             <w:tcW w:type="dxa" w:w="1440"/>
-          </w:tcPr>
-          <w:p>
-            <w:pPr>
-              <w:jc w:val="center"/>
-            </w:pPr>
-            <w:r>
-              <w:rPr>
-                <w:sz w:val="18"/>
-              </w:rPr>
-              <w:t>60</w:t>
+            <w:shd w:val="clear" w:color="auto" w:fill="F2F2F2"/>
+          </w:tcPr>
+          <w:p>
+            <w:pPr>
+              <w:jc w:val="center"/>
+            </w:pPr>
+            <w:r>
+              <w:rPr>
+                <w:rFonts w:ascii="Calibri" w:hAnsi="Calibri"/>
+                <w:sz w:val="18"/>
+              </w:rPr>
+              <w:t>60 ton/ha</w:t>
             </w:r>
           </w:p>
         </w:tc>
         <w:tc>
           <w:tcPr>
             <w:tcW w:type="dxa" w:w="1440"/>
-          </w:tcPr>
-          <w:p>
-            <w:pPr>
-              <w:jc w:val="center"/>
-            </w:pPr>
-            <w:r>
-              <w:rPr>
-                <w:sz w:val="18"/>
-              </w:rPr>
-              <w:t>$1,042,230</w:t>
+            <w:shd w:val="clear" w:color="auto" w:fill="F2F2F2"/>
+          </w:tcPr>
+          <w:p>
+            <w:pPr>
+              <w:jc w:val="center"/>
+            </w:pPr>
+            <w:r>
+              <w:rPr>
+                <w:rFonts w:ascii="Calibri" w:hAnsi="Calibri"/>
+                <w:sz w:val="18"/>
+              </w:rPr>
+              <w:t>$1,042,230 MXN</w:t>
             </w:r>
           </w:p>
         </w:tc>
         <w:tc>
           <w:tcPr>
             <w:tcW w:type="dxa" w:w="1440"/>
-          </w:tcPr>
-          <w:p>
-            <w:pPr>
-              <w:jc w:val="center"/>
-            </w:pPr>
-            <w:r>
-              <w:rPr>
-                <w:sz w:val="18"/>
-              </w:rPr>
-              <w:t>200</w:t>
+            <w:shd w:val="clear" w:color="auto" w:fill="F2F2F2"/>
+          </w:tcPr>
+          <w:p>
+            <w:pPr>
+              <w:jc w:val="center"/>
+            </w:pPr>
+            <w:r>
+              <w:rPr>
+                <w:rFonts w:ascii="Calibri" w:hAnsi="Calibri"/>
+                <w:sz w:val="18"/>
+              </w:rPr>
+              <w:t>200 ton/ha</w:t>
             </w:r>
           </w:p>
         </w:tc>
         <w:tc>
           <w:tcPr>
             <w:tcW w:type="dxa" w:w="1440"/>
-          </w:tcPr>
-          <w:p>
-            <w:pPr>
-              <w:jc w:val="center"/>
-            </w:pPr>
-            <w:r>
-              <w:rPr>
-                <w:sz w:val="18"/>
-              </w:rPr>
-              <w:t>$9,840,767</w:t>
+            <w:shd w:val="clear" w:color="auto" w:fill="F2F2F2"/>
+          </w:tcPr>
+          <w:p>
+            <w:pPr>
+              <w:jc w:val="center"/>
+            </w:pPr>
+            <w:r>
+              <w:rPr>
+                <w:rFonts w:ascii="Calibri" w:hAnsi="Calibri"/>
+                <w:sz w:val="18"/>
+              </w:rPr>
+              <w:t>$9,840,767 MXN</w:t>
             </w:r>
           </w:p>
         </w:tc>
@@ -2185,14 +2202,15 @@
         <w:tc>
           <w:tcPr>
             <w:tcW w:type="dxa" w:w="1440"/>
-            <w:shd w:val="clear" w:color="auto" w:fill="D9E1F2"/>
-          </w:tcPr>
-          <w:p>
-            <w:pPr>
-              <w:jc w:val="center"/>
-            </w:pPr>
-            <w:r>
-              <w:rPr>
+            <w:shd w:val="clear" w:color="auto" w:fill="FFFFFF"/>
+          </w:tcPr>
+          <w:p>
+            <w:pPr>
+              <w:jc w:val="center"/>
+            </w:pPr>
+            <w:r>
+              <w:rPr>
+                <w:rFonts w:ascii="Calibri" w:hAnsi="Calibri"/>
                 <w:sz w:val="18"/>
               </w:rPr>
               <w:t>Sequía moderada</w:t>
@@ -2202,14 +2220,15 @@
         <w:tc>
           <w:tcPr>
             <w:tcW w:type="dxa" w:w="1440"/>
-            <w:shd w:val="clear" w:color="auto" w:fill="D9E1F2"/>
-          </w:tcPr>
-          <w:p>
-            <w:pPr>
-              <w:jc w:val="center"/>
-            </w:pPr>
-            <w:r>
-              <w:rPr>
+            <w:shd w:val="clear" w:color="auto" w:fill="FFFFFF"/>
+          </w:tcPr>
+          <w:p>
+            <w:pPr>
+              <w:jc w:val="center"/>
+            </w:pPr>
+            <w:r>
+              <w:rPr>
+                <w:rFonts w:ascii="Calibri" w:hAnsi="Calibri"/>
                 <w:sz w:val="18"/>
               </w:rPr>
               <w:t>—</w:t>
@@ -2219,14 +2238,15 @@
         <w:tc>
           <w:tcPr>
             <w:tcW w:type="dxa" w:w="1440"/>
-            <w:shd w:val="clear" w:color="auto" w:fill="D9E1F2"/>
-          </w:tcPr>
-          <w:p>
-            <w:pPr>
-              <w:jc w:val="center"/>
-            </w:pPr>
-            <w:r>
-              <w:rPr>
+            <w:shd w:val="clear" w:color="auto" w:fill="FFFFFF"/>
+          </w:tcPr>
+          <w:p>
+            <w:pPr>
+              <w:jc w:val="center"/>
+            </w:pPr>
+            <w:r>
+              <w:rPr>
+                <w:rFonts w:ascii="Calibri" w:hAnsi="Calibri"/>
                 <w:sz w:val="18"/>
               </w:rPr>
               <w:t>28.5%</w:t>
@@ -2236,68 +2256,72 @@
         <w:tc>
           <w:tcPr>
             <w:tcW w:type="dxa" w:w="1440"/>
-            <w:shd w:val="clear" w:color="auto" w:fill="D9E1F2"/>
-          </w:tcPr>
-          <w:p>
-            <w:pPr>
-              <w:jc w:val="center"/>
-            </w:pPr>
-            <w:r>
-              <w:rPr>
-                <w:sz w:val="18"/>
-              </w:rPr>
-              <w:t>50</w:t>
+            <w:shd w:val="clear" w:color="auto" w:fill="FFFFFF"/>
+          </w:tcPr>
+          <w:p>
+            <w:pPr>
+              <w:jc w:val="center"/>
+            </w:pPr>
+            <w:r>
+              <w:rPr>
+                <w:rFonts w:ascii="Calibri" w:hAnsi="Calibri"/>
+                <w:sz w:val="18"/>
+              </w:rPr>
+              <w:t>50 ton/ha</w:t>
             </w:r>
           </w:p>
         </w:tc>
         <w:tc>
           <w:tcPr>
             <w:tcW w:type="dxa" w:w="1440"/>
-            <w:shd w:val="clear" w:color="auto" w:fill="D9E1F2"/>
-          </w:tcPr>
-          <w:p>
-            <w:pPr>
-              <w:jc w:val="center"/>
-            </w:pPr>
-            <w:r>
-              <w:rPr>
-                <w:sz w:val="18"/>
-              </w:rPr>
-              <w:t>$235,192</w:t>
+            <w:shd w:val="clear" w:color="auto" w:fill="FFFFFF"/>
+          </w:tcPr>
+          <w:p>
+            <w:pPr>
+              <w:jc w:val="center"/>
+            </w:pPr>
+            <w:r>
+              <w:rPr>
+                <w:rFonts w:ascii="Calibri" w:hAnsi="Calibri"/>
+                <w:sz w:val="18"/>
+              </w:rPr>
+              <w:t>$235,192 MXN</w:t>
             </w:r>
           </w:p>
         </w:tc>
         <w:tc>
           <w:tcPr>
             <w:tcW w:type="dxa" w:w="1440"/>
-            <w:shd w:val="clear" w:color="auto" w:fill="D9E1F2"/>
-          </w:tcPr>
-          <w:p>
-            <w:pPr>
-              <w:jc w:val="center"/>
-            </w:pPr>
-            <w:r>
-              <w:rPr>
-                <w:sz w:val="18"/>
-              </w:rPr>
-              <w:t>90</w:t>
+            <w:shd w:val="clear" w:color="auto" w:fill="FFFFFF"/>
+          </w:tcPr>
+          <w:p>
+            <w:pPr>
+              <w:jc w:val="center"/>
+            </w:pPr>
+            <w:r>
+              <w:rPr>
+                <w:rFonts w:ascii="Calibri" w:hAnsi="Calibri"/>
+                <w:sz w:val="18"/>
+              </w:rPr>
+              <w:t>90 ton/ha</w:t>
             </w:r>
           </w:p>
         </w:tc>
         <w:tc>
           <w:tcPr>
             <w:tcW w:type="dxa" w:w="1440"/>
-            <w:shd w:val="clear" w:color="auto" w:fill="D9E1F2"/>
-          </w:tcPr>
-          <w:p>
-            <w:pPr>
-              <w:jc w:val="center"/>
-            </w:pPr>
-            <w:r>
-              <w:rPr>
-                <w:sz w:val="18"/>
-              </w:rPr>
-              <w:t>$963,345</w:t>
+            <w:shd w:val="clear" w:color="auto" w:fill="FFFFFF"/>
+          </w:tcPr>
+          <w:p>
+            <w:pPr>
+              <w:jc w:val="center"/>
+            </w:pPr>
+            <w:r>
+              <w:rPr>
+                <w:rFonts w:ascii="Calibri" w:hAnsi="Calibri"/>
+                <w:sz w:val="18"/>
+              </w:rPr>
+              <w:t>$963,345 MXN</w:t>
             </w:r>
           </w:p>
         </w:tc>
@@ -2306,13 +2330,15 @@
         <w:tc>
           <w:tcPr>
             <w:tcW w:type="dxa" w:w="1440"/>
-          </w:tcPr>
-          <w:p>
-            <w:pPr>
-              <w:jc w:val="center"/>
-            </w:pPr>
-            <w:r>
-              <w:rPr>
+            <w:shd w:val="clear" w:color="auto" w:fill="F2F2F2"/>
+          </w:tcPr>
+          <w:p>
+            <w:pPr>
+              <w:jc w:val="center"/>
+            </w:pPr>
+            <w:r>
+              <w:rPr>
+                <w:rFonts w:ascii="Calibri" w:hAnsi="Calibri"/>
                 <w:sz w:val="18"/>
               </w:rPr>
               <w:t>Sequía severa</w:t>
@@ -2322,13 +2348,15 @@
         <w:tc>
           <w:tcPr>
             <w:tcW w:type="dxa" w:w="1440"/>
-          </w:tcPr>
-          <w:p>
-            <w:pPr>
-              <w:jc w:val="center"/>
-            </w:pPr>
-            <w:r>
-              <w:rPr>
+            <w:shd w:val="clear" w:color="auto" w:fill="F2F2F2"/>
+          </w:tcPr>
+          <w:p>
+            <w:pPr>
+              <w:jc w:val="center"/>
+            </w:pPr>
+            <w:r>
+              <w:rPr>
+                <w:rFonts w:ascii="Calibri" w:hAnsi="Calibri"/>
                 <w:sz w:val="18"/>
               </w:rPr>
               <w:t>—</w:t>
@@ -2338,13 +2366,15 @@
         <w:tc>
           <w:tcPr>
             <w:tcW w:type="dxa" w:w="1440"/>
-          </w:tcPr>
-          <w:p>
-            <w:pPr>
-              <w:jc w:val="center"/>
-            </w:pPr>
-            <w:r>
-              <w:rPr>
+            <w:shd w:val="clear" w:color="auto" w:fill="F2F2F2"/>
+          </w:tcPr>
+          <w:p>
+            <w:pPr>
+              <w:jc w:val="center"/>
+            </w:pPr>
+            <w:r>
+              <w:rPr>
+                <w:rFonts w:ascii="Calibri" w:hAnsi="Calibri"/>
                 <w:sz w:val="18"/>
               </w:rPr>
               <w:t>19.0%</w:t>
@@ -2354,64 +2384,72 @@
         <w:tc>
           <w:tcPr>
             <w:tcW w:type="dxa" w:w="1440"/>
-          </w:tcPr>
-          <w:p>
-            <w:pPr>
-              <w:jc w:val="center"/>
-            </w:pPr>
-            <w:r>
-              <w:rPr>
-                <w:sz w:val="18"/>
-              </w:rPr>
-              <w:t>40</w:t>
+            <w:shd w:val="clear" w:color="auto" w:fill="F2F2F2"/>
+          </w:tcPr>
+          <w:p>
+            <w:pPr>
+              <w:jc w:val="center"/>
+            </w:pPr>
+            <w:r>
+              <w:rPr>
+                <w:rFonts w:ascii="Calibri" w:hAnsi="Calibri"/>
+                <w:sz w:val="18"/>
+              </w:rPr>
+              <w:t>40 ton/ha</w:t>
             </w:r>
           </w:p>
         </w:tc>
         <w:tc>
           <w:tcPr>
             <w:tcW w:type="dxa" w:w="1440"/>
-          </w:tcPr>
-          <w:p>
-            <w:pPr>
-              <w:jc w:val="center"/>
-            </w:pPr>
-            <w:r>
-              <w:rPr>
-                <w:sz w:val="18"/>
-              </w:rPr>
-              <w:t>$-571,847</w:t>
+            <w:shd w:val="clear" w:color="auto" w:fill="F2F2F2"/>
+          </w:tcPr>
+          <w:p>
+            <w:pPr>
+              <w:jc w:val="center"/>
+            </w:pPr>
+            <w:r>
+              <w:rPr>
+                <w:rFonts w:ascii="Calibri" w:hAnsi="Calibri"/>
+                <w:sz w:val="18"/>
+              </w:rPr>
+              <w:t>-$571,847 MXN</w:t>
             </w:r>
           </w:p>
         </w:tc>
         <w:tc>
           <w:tcPr>
             <w:tcW w:type="dxa" w:w="1440"/>
-          </w:tcPr>
-          <w:p>
-            <w:pPr>
-              <w:jc w:val="center"/>
-            </w:pPr>
-            <w:r>
-              <w:rPr>
-                <w:sz w:val="18"/>
-              </w:rPr>
-              <w:t>70</w:t>
+            <w:shd w:val="clear" w:color="auto" w:fill="F2F2F2"/>
+          </w:tcPr>
+          <w:p>
+            <w:pPr>
+              <w:jc w:val="center"/>
+            </w:pPr>
+            <w:r>
+              <w:rPr>
+                <w:rFonts w:ascii="Calibri" w:hAnsi="Calibri"/>
+                <w:sz w:val="18"/>
+              </w:rPr>
+              <w:t>70 ton/ha</w:t>
             </w:r>
           </w:p>
         </w:tc>
         <w:tc>
           <w:tcPr>
             <w:tcW w:type="dxa" w:w="1440"/>
-          </w:tcPr>
-          <w:p>
-            <w:pPr>
-              <w:jc w:val="center"/>
-            </w:pPr>
-            <w:r>
-              <w:rPr>
-                <w:sz w:val="18"/>
-              </w:rPr>
-              <w:t>$-650,732</w:t>
+            <w:shd w:val="clear" w:color="auto" w:fill="F2F2F2"/>
+          </w:tcPr>
+          <w:p>
+            <w:pPr>
+              <w:jc w:val="center"/>
+            </w:pPr>
+            <w:r>
+              <w:rPr>
+                <w:rFonts w:ascii="Calibri" w:hAnsi="Calibri"/>
+                <w:sz w:val="18"/>
+              </w:rPr>
+              <w:t>-$650,732 MXN</w:t>
             </w:r>
           </w:p>
         </w:tc>
@@ -2420,14 +2458,15 @@
         <w:tc>
           <w:tcPr>
             <w:tcW w:type="dxa" w:w="1440"/>
-            <w:shd w:val="clear" w:color="auto" w:fill="D9E1F2"/>
-          </w:tcPr>
-          <w:p>
-            <w:pPr>
-              <w:jc w:val="center"/>
-            </w:pPr>
-            <w:r>
-              <w:rPr>
+            <w:shd w:val="clear" w:color="auto" w:fill="FFFFFF"/>
+          </w:tcPr>
+          <w:p>
+            <w:pPr>
+              <w:jc w:val="center"/>
+            </w:pPr>
+            <w:r>
+              <w:rPr>
+                <w:rFonts w:ascii="Calibri" w:hAnsi="Calibri"/>
                 <w:sz w:val="18"/>
               </w:rPr>
               <w:t>Sequía extrema</w:t>
@@ -2437,14 +2476,15 @@
         <w:tc>
           <w:tcPr>
             <w:tcW w:type="dxa" w:w="1440"/>
-            <w:shd w:val="clear" w:color="auto" w:fill="D9E1F2"/>
-          </w:tcPr>
-          <w:p>
-            <w:pPr>
-              <w:jc w:val="center"/>
-            </w:pPr>
-            <w:r>
-              <w:rPr>
+            <w:shd w:val="clear" w:color="auto" w:fill="FFFFFF"/>
+          </w:tcPr>
+          <w:p>
+            <w:pPr>
+              <w:jc w:val="center"/>
+            </w:pPr>
+            <w:r>
+              <w:rPr>
+                <w:rFonts w:ascii="Calibri" w:hAnsi="Calibri"/>
                 <w:sz w:val="18"/>
               </w:rPr>
               <w:t>—</w:t>
@@ -2454,14 +2494,15 @@
         <w:tc>
           <w:tcPr>
             <w:tcW w:type="dxa" w:w="1440"/>
-            <w:shd w:val="clear" w:color="auto" w:fill="D9E1F2"/>
-          </w:tcPr>
-          <w:p>
-            <w:pPr>
-              <w:jc w:val="center"/>
-            </w:pPr>
-            <w:r>
-              <w:rPr>
+            <w:shd w:val="clear" w:color="auto" w:fill="FFFFFF"/>
+          </w:tcPr>
+          <w:p>
+            <w:pPr>
+              <w:jc w:val="center"/>
+            </w:pPr>
+            <w:r>
+              <w:rPr>
+                <w:rFonts w:ascii="Calibri" w:hAnsi="Calibri"/>
                 <w:sz w:val="18"/>
               </w:rPr>
               <w:t>9.5%</w:t>
@@ -2471,74 +2512,93 @@
         <w:tc>
           <w:tcPr>
             <w:tcW w:type="dxa" w:w="1440"/>
-            <w:shd w:val="clear" w:color="auto" w:fill="D9E1F2"/>
-          </w:tcPr>
-          <w:p>
-            <w:pPr>
-              <w:jc w:val="center"/>
-            </w:pPr>
-            <w:r>
-              <w:rPr>
-                <w:sz w:val="18"/>
-              </w:rPr>
-              <w:t>25</w:t>
+            <w:shd w:val="clear" w:color="auto" w:fill="FFFFFF"/>
+          </w:tcPr>
+          <w:p>
+            <w:pPr>
+              <w:jc w:val="center"/>
+            </w:pPr>
+            <w:r>
+              <w:rPr>
+                <w:rFonts w:ascii="Calibri" w:hAnsi="Calibri"/>
+                <w:sz w:val="18"/>
+              </w:rPr>
+              <w:t>25 ton/ha</w:t>
             </w:r>
           </w:p>
         </w:tc>
         <w:tc>
           <w:tcPr>
             <w:tcW w:type="dxa" w:w="1440"/>
-            <w:shd w:val="clear" w:color="auto" w:fill="D9E1F2"/>
-          </w:tcPr>
-          <w:p>
-            <w:pPr>
-              <w:jc w:val="center"/>
-            </w:pPr>
-            <w:r>
-              <w:rPr>
-                <w:sz w:val="18"/>
-              </w:rPr>
-              <w:t>$-1,782,404</w:t>
+            <w:shd w:val="clear" w:color="auto" w:fill="FFFFFF"/>
+          </w:tcPr>
+          <w:p>
+            <w:pPr>
+              <w:jc w:val="center"/>
+            </w:pPr>
+            <w:r>
+              <w:rPr>
+                <w:rFonts w:ascii="Calibri" w:hAnsi="Calibri"/>
+                <w:sz w:val="18"/>
+              </w:rPr>
+              <w:t>-$1,782,404 MXN</w:t>
             </w:r>
           </w:p>
         </w:tc>
         <w:tc>
           <w:tcPr>
             <w:tcW w:type="dxa" w:w="1440"/>
-            <w:shd w:val="clear" w:color="auto" w:fill="D9E1F2"/>
-          </w:tcPr>
-          <w:p>
-            <w:pPr>
-              <w:jc w:val="center"/>
-            </w:pPr>
-            <w:r>
-              <w:rPr>
-                <w:sz w:val="18"/>
-              </w:rPr>
-              <w:t>40</w:t>
+            <w:shd w:val="clear" w:color="auto" w:fill="FFFFFF"/>
+          </w:tcPr>
+          <w:p>
+            <w:pPr>
+              <w:jc w:val="center"/>
+            </w:pPr>
+            <w:r>
+              <w:rPr>
+                <w:rFonts w:ascii="Calibri" w:hAnsi="Calibri"/>
+                <w:sz w:val="18"/>
+              </w:rPr>
+              <w:t>40 ton/ha</w:t>
             </w:r>
           </w:p>
         </w:tc>
         <w:tc>
           <w:tcPr>
             <w:tcW w:type="dxa" w:w="1440"/>
-            <w:shd w:val="clear" w:color="auto" w:fill="D9E1F2"/>
-          </w:tcPr>
-          <w:p>
-            <w:pPr>
-              <w:jc w:val="center"/>
-            </w:pPr>
-            <w:r>
-              <w:rPr>
-                <w:sz w:val="18"/>
-              </w:rPr>
-              <w:t>$-3,071,847</w:t>
+            <w:shd w:val="clear" w:color="auto" w:fill="FFFFFF"/>
+          </w:tcPr>
+          <w:p>
+            <w:pPr>
+              <w:jc w:val="center"/>
+            </w:pPr>
+            <w:r>
+              <w:rPr>
+                <w:rFonts w:ascii="Calibri" w:hAnsi="Calibri"/>
+                <w:sz w:val="18"/>
+              </w:rPr>
+              <w:t>-$3,071,847 MXN</w:t>
             </w:r>
           </w:p>
         </w:tc>
       </w:tr>
     </w:tbl>
-    <w:p/>
+    <w:p>
+      <w:pPr>
+        <w:spacing w:before="40" w:after="160"/>
+        <w:jc w:val="left"/>
+      </w:pPr>
+      <w:r>
+        <w:rPr>
+          <w:rFonts w:ascii="Calibri" w:hAnsi="Calibri"/>
+          <w:b w:val="0"/>
+          <w:i/>
+          <w:color w:val="404040"/>
+          <w:sz w:val="18"/>
+        </w:rPr>
+        <w:t>Tabla 3 — Escenarios productivos y utilidad anual (precio esperado $807.04 MXN/ton, 100 ha)</w:t>
+      </w:r>
+    </w:p>
     <w:p>
       <w:pPr>
         <w:spacing w:before="240" w:after="80"/>
@@ -2546,23 +2606,28 @@
       </w:pPr>
       <w:r>
         <w:rPr>
+          <w:rFonts w:ascii="Calibri" w:hAnsi="Calibri"/>
           <w:b/>
-          <w:color w:val="1F3564"/>
-          <w:sz w:val="28"/>
+          <w:i w:val="0"/>
+          <w:color w:val="1F497D"/>
+          <w:sz w:val="26"/>
         </w:rPr>
         <w:t>4. Utilidad esperada anual</w:t>
       </w:r>
     </w:p>
     <w:p>
       <w:pPr>
-        <w:spacing w:after="120"/>
+        <w:spacing w:before="0" w:after="120"/>
         <w:jc w:val="both"/>
       </w:pPr>
       <w:r>
         <w:rPr>
+          <w:rFonts w:ascii="Calibri" w:hAnsi="Calibri"/>
+          <w:b w:val="0"/>
+          <w:i w:val="0"/>
           <w:sz w:val="20"/>
         </w:rPr>
-        <w:t>La utilidad esperada anual se obtiene como la suma ponderada de las utilidades de cada escenario por su probabilidad de ocurrencia, utilizando el precio esperado.</w:t>
+        <w:t>La utilidad esperada anual es la suma ponderada de las utilidades de cada escenario por su probabilidad. La diferencia entre alternativas en el ingreso bruto esperado es significativa: el riego eleva el rendimiento esperado de 47.0 a 88.7 ton/ha/año gracias a su efecto estabilizador y al potencial de rendimientos altos en años normales. Sin embargo, el mayor costo operativo del riego ($63,000 vs $38,000 MXN/ha/año) reduce la ventaja en utilidad.</w:t>
       </w:r>
     </w:p>
     <w:tbl>
@@ -2581,14 +2646,15 @@
         <w:tc>
           <w:tcPr>
             <w:tcW w:type="dxa" w:w="3360"/>
-            <w:shd w:val="clear" w:color="auto" w:fill="1F3564"/>
-          </w:tcPr>
-          <w:p>
-            <w:pPr>
-              <w:jc w:val="center"/>
-            </w:pPr>
-            <w:r>
-              <w:rPr>
+            <w:shd w:val="clear" w:color="auto" w:fill="1F497D"/>
+          </w:tcPr>
+          <w:p>
+            <w:pPr>
+              <w:jc w:val="center"/>
+            </w:pPr>
+            <w:r>
+              <w:rPr>
+                <w:rFonts w:ascii="Calibri" w:hAnsi="Calibri"/>
                 <w:b/>
                 <w:color w:val="FFFFFF"/>
                 <w:sz w:val="18"/>
@@ -2600,14 +2666,15 @@
         <w:tc>
           <w:tcPr>
             <w:tcW w:type="dxa" w:w="3360"/>
-            <w:shd w:val="clear" w:color="auto" w:fill="1F3564"/>
-          </w:tcPr>
-          <w:p>
-            <w:pPr>
-              <w:jc w:val="center"/>
-            </w:pPr>
-            <w:r>
-              <w:rPr>
+            <w:shd w:val="clear" w:color="auto" w:fill="1F497D"/>
+          </w:tcPr>
+          <w:p>
+            <w:pPr>
+              <w:jc w:val="center"/>
+            </w:pPr>
+            <w:r>
+              <w:rPr>
+                <w:rFonts w:ascii="Calibri" w:hAnsi="Calibri"/>
                 <w:b/>
                 <w:color w:val="FFFFFF"/>
                 <w:sz w:val="18"/>
@@ -2619,14 +2686,15 @@
         <w:tc>
           <w:tcPr>
             <w:tcW w:type="dxa" w:w="3360"/>
-            <w:shd w:val="clear" w:color="auto" w:fill="1F3564"/>
-          </w:tcPr>
-          <w:p>
-            <w:pPr>
-              <w:jc w:val="center"/>
-            </w:pPr>
-            <w:r>
-              <w:rPr>
+            <w:shd w:val="clear" w:color="auto" w:fill="1F497D"/>
+          </w:tcPr>
+          <w:p>
+            <w:pPr>
+              <w:jc w:val="center"/>
+            </w:pPr>
+            <w:r>
+              <w:rPr>
+                <w:rFonts w:ascii="Calibri" w:hAnsi="Calibri"/>
                 <w:b/>
                 <w:color w:val="FFFFFF"/>
                 <w:sz w:val="18"/>
@@ -2640,14 +2708,15 @@
         <w:tc>
           <w:tcPr>
             <w:tcW w:type="dxa" w:w="3360"/>
-            <w:shd w:val="clear" w:color="auto" w:fill="D9E1F2"/>
-          </w:tcPr>
-          <w:p>
-            <w:pPr>
-              <w:jc w:val="center"/>
-            </w:pPr>
-            <w:r>
-              <w:rPr>
+            <w:shd w:val="clear" w:color="auto" w:fill="FFFFFF"/>
+          </w:tcPr>
+          <w:p>
+            <w:pPr>
+              <w:jc w:val="center"/>
+            </w:pPr>
+            <w:r>
+              <w:rPr>
+                <w:rFonts w:ascii="Calibri" w:hAnsi="Calibri"/>
                 <w:sz w:val="18"/>
               </w:rPr>
               <w:t>Rendimiento esperado (ton/ha/año)</w:t>
@@ -2657,14 +2726,15 @@
         <w:tc>
           <w:tcPr>
             <w:tcW w:type="dxa" w:w="3360"/>
-            <w:shd w:val="clear" w:color="auto" w:fill="D9E1F2"/>
-          </w:tcPr>
-          <w:p>
-            <w:pPr>
-              <w:jc w:val="center"/>
-            </w:pPr>
-            <w:r>
-              <w:rPr>
+            <w:shd w:val="clear" w:color="auto" w:fill="FFFFFF"/>
+          </w:tcPr>
+          <w:p>
+            <w:pPr>
+              <w:jc w:val="center"/>
+            </w:pPr>
+            <w:r>
+              <w:rPr>
+                <w:rFonts w:ascii="Calibri" w:hAnsi="Calibri"/>
                 <w:sz w:val="18"/>
               </w:rPr>
               <w:t>47.025</w:t>
@@ -2674,14 +2744,15 @@
         <w:tc>
           <w:tcPr>
             <w:tcW w:type="dxa" w:w="3360"/>
-            <w:shd w:val="clear" w:color="auto" w:fill="D9E1F2"/>
-          </w:tcPr>
-          <w:p>
-            <w:pPr>
-              <w:jc w:val="center"/>
-            </w:pPr>
-            <w:r>
-              <w:rPr>
+            <w:shd w:val="clear" w:color="auto" w:fill="FFFFFF"/>
+          </w:tcPr>
+          <w:p>
+            <w:pPr>
+              <w:jc w:val="center"/>
+            </w:pPr>
+            <w:r>
+              <w:rPr>
+                <w:rFonts w:ascii="Calibri" w:hAnsi="Calibri"/>
                 <w:sz w:val="18"/>
               </w:rPr>
               <w:t>88.730</w:t>
@@ -2693,13 +2764,15 @@
         <w:tc>
           <w:tcPr>
             <w:tcW w:type="dxa" w:w="3360"/>
-          </w:tcPr>
-          <w:p>
-            <w:pPr>
-              <w:jc w:val="center"/>
-            </w:pPr>
-            <w:r>
-              <w:rPr>
+            <w:shd w:val="clear" w:color="auto" w:fill="F2F2F2"/>
+          </w:tcPr>
+          <w:p>
+            <w:pPr>
+              <w:jc w:val="center"/>
+            </w:pPr>
+            <w:r>
+              <w:rPr>
+                <w:rFonts w:ascii="Calibri" w:hAnsi="Calibri"/>
                 <w:sz w:val="18"/>
               </w:rPr>
               <w:t>Precio esperado (MXN/ton)</w:t>
@@ -2709,13 +2782,15 @@
         <w:tc>
           <w:tcPr>
             <w:tcW w:type="dxa" w:w="3360"/>
-          </w:tcPr>
-          <w:p>
-            <w:pPr>
-              <w:jc w:val="center"/>
-            </w:pPr>
-            <w:r>
-              <w:rPr>
+            <w:shd w:val="clear" w:color="auto" w:fill="F2F2F2"/>
+          </w:tcPr>
+          <w:p>
+            <w:pPr>
+              <w:jc w:val="center"/>
+            </w:pPr>
+            <w:r>
+              <w:rPr>
+                <w:rFonts w:ascii="Calibri" w:hAnsi="Calibri"/>
                 <w:sz w:val="18"/>
               </w:rPr>
               <w:t>$807.04</w:t>
@@ -2725,13 +2800,15 @@
         <w:tc>
           <w:tcPr>
             <w:tcW w:type="dxa" w:w="3360"/>
-          </w:tcPr>
-          <w:p>
-            <w:pPr>
-              <w:jc w:val="center"/>
-            </w:pPr>
-            <w:r>
-              <w:rPr>
+            <w:shd w:val="clear" w:color="auto" w:fill="F2F2F2"/>
+          </w:tcPr>
+          <w:p>
+            <w:pPr>
+              <w:jc w:val="center"/>
+            </w:pPr>
+            <w:r>
+              <w:rPr>
+                <w:rFonts w:ascii="Calibri" w:hAnsi="Calibri"/>
                 <w:sz w:val="18"/>
               </w:rPr>
               <w:t>$807.04</w:t>
@@ -2743,51 +2820,54 @@
         <w:tc>
           <w:tcPr>
             <w:tcW w:type="dxa" w:w="3360"/>
-            <w:shd w:val="clear" w:color="auto" w:fill="D9E1F2"/>
-          </w:tcPr>
-          <w:p>
-            <w:pPr>
-              <w:jc w:val="center"/>
-            </w:pPr>
-            <w:r>
-              <w:rPr>
-                <w:sz w:val="18"/>
-              </w:rPr>
-              <w:t>Ingreso esperado (MXN/año)</w:t>
+            <w:shd w:val="clear" w:color="auto" w:fill="FFFFFF"/>
+          </w:tcPr>
+          <w:p>
+            <w:pPr>
+              <w:jc w:val="center"/>
+            </w:pPr>
+            <w:r>
+              <w:rPr>
+                <w:rFonts w:ascii="Calibri" w:hAnsi="Calibri"/>
+                <w:sz w:val="18"/>
+              </w:rPr>
+              <w:t>Ingreso bruto esperado (MXN/año)</w:t>
             </w:r>
           </w:p>
         </w:tc>
         <w:tc>
           <w:tcPr>
             <w:tcW w:type="dxa" w:w="3360"/>
-            <w:shd w:val="clear" w:color="auto" w:fill="D9E1F2"/>
-          </w:tcPr>
-          <w:p>
-            <w:pPr>
-              <w:jc w:val="center"/>
-            </w:pPr>
-            <w:r>
-              <w:rPr>
-                <w:sz w:val="18"/>
-              </w:rPr>
-              <w:t>$3,795,098</w:t>
+            <w:shd w:val="clear" w:color="auto" w:fill="FFFFFF"/>
+          </w:tcPr>
+          <w:p>
+            <w:pPr>
+              <w:jc w:val="center"/>
+            </w:pPr>
+            <w:r>
+              <w:rPr>
+                <w:rFonts w:ascii="Calibri" w:hAnsi="Calibri"/>
+                <w:sz w:val="18"/>
+              </w:rPr>
+              <w:t>$3,795,098 MXN</w:t>
             </w:r>
           </w:p>
         </w:tc>
         <w:tc>
           <w:tcPr>
             <w:tcW w:type="dxa" w:w="3360"/>
-            <w:shd w:val="clear" w:color="auto" w:fill="D9E1F2"/>
-          </w:tcPr>
-          <w:p>
-            <w:pPr>
-              <w:jc w:val="center"/>
-            </w:pPr>
-            <w:r>
-              <w:rPr>
-                <w:sz w:val="18"/>
-              </w:rPr>
-              <w:t>$7,160,851</w:t>
+            <w:shd w:val="clear" w:color="auto" w:fill="FFFFFF"/>
+          </w:tcPr>
+          <w:p>
+            <w:pPr>
+              <w:jc w:val="center"/>
+            </w:pPr>
+            <w:r>
+              <w:rPr>
+                <w:rFonts w:ascii="Calibri" w:hAnsi="Calibri"/>
+                <w:sz w:val="18"/>
+              </w:rPr>
+              <w:t>$7,160,851 MXN</w:t>
             </w:r>
           </w:p>
         </w:tc>
@@ -2796,13 +2876,15 @@
         <w:tc>
           <w:tcPr>
             <w:tcW w:type="dxa" w:w="3360"/>
-          </w:tcPr>
-          <w:p>
-            <w:pPr>
-              <w:jc w:val="center"/>
-            </w:pPr>
-            <w:r>
-              <w:rPr>
+            <w:shd w:val="clear" w:color="auto" w:fill="F2F2F2"/>
+          </w:tcPr>
+          <w:p>
+            <w:pPr>
+              <w:jc w:val="center"/>
+            </w:pPr>
+            <w:r>
+              <w:rPr>
+                <w:rFonts w:ascii="Calibri" w:hAnsi="Calibri"/>
                 <w:sz w:val="18"/>
               </w:rPr>
               <w:t>Costo operación total (MXN/año)</w:t>
@@ -2812,32 +2894,36 @@
         <w:tc>
           <w:tcPr>
             <w:tcW w:type="dxa" w:w="3360"/>
-          </w:tcPr>
-          <w:p>
-            <w:pPr>
-              <w:jc w:val="center"/>
-            </w:pPr>
-            <w:r>
-              <w:rPr>
-                <w:sz w:val="18"/>
-              </w:rPr>
-              <w:t>$3,800,000</w:t>
+            <w:shd w:val="clear" w:color="auto" w:fill="F2F2F2"/>
+          </w:tcPr>
+          <w:p>
+            <w:pPr>
+              <w:jc w:val="center"/>
+            </w:pPr>
+            <w:r>
+              <w:rPr>
+                <w:rFonts w:ascii="Calibri" w:hAnsi="Calibri"/>
+                <w:sz w:val="18"/>
+              </w:rPr>
+              <w:t>-$3,800,000 MXN</w:t>
             </w:r>
           </w:p>
         </w:tc>
         <w:tc>
           <w:tcPr>
             <w:tcW w:type="dxa" w:w="3360"/>
-          </w:tcPr>
-          <w:p>
-            <w:pPr>
-              <w:jc w:val="center"/>
-            </w:pPr>
-            <w:r>
-              <w:rPr>
-                <w:sz w:val="18"/>
-              </w:rPr>
-              <w:t>$6,300,000</w:t>
+            <w:shd w:val="clear" w:color="auto" w:fill="F2F2F2"/>
+          </w:tcPr>
+          <w:p>
+            <w:pPr>
+              <w:jc w:val="center"/>
+            </w:pPr>
+            <w:r>
+              <w:rPr>
+                <w:rFonts w:ascii="Calibri" w:hAnsi="Calibri"/>
+                <w:sz w:val="18"/>
+              </w:rPr>
+              <w:t>-$6,300,000 MXN</w:t>
             </w:r>
           </w:p>
         </w:tc>
@@ -2846,15 +2932,17 @@
         <w:tc>
           <w:tcPr>
             <w:tcW w:type="dxa" w:w="3360"/>
-            <w:shd w:val="clear" w:color="auto" w:fill="D9E1F2"/>
-          </w:tcPr>
-          <w:p>
-            <w:pPr>
-              <w:jc w:val="center"/>
-            </w:pPr>
-            <w:r>
-              <w:rPr>
+            <w:shd w:val="clear" w:color="auto" w:fill="1F497D"/>
+          </w:tcPr>
+          <w:p>
+            <w:pPr>
+              <w:jc w:val="center"/>
+            </w:pPr>
+            <w:r>
+              <w:rPr>
+                <w:rFonts w:ascii="Calibri" w:hAnsi="Calibri"/>
                 <w:b/>
+                <w:color w:val="FFFFFF"/>
                 <w:sz w:val="18"/>
               </w:rPr>
               <w:t>Utilidad esperada anual (MXN/año)</w:t>
@@ -2864,42 +2952,66 @@
         <w:tc>
           <w:tcPr>
             <w:tcW w:type="dxa" w:w="3360"/>
-            <w:shd w:val="clear" w:color="auto" w:fill="D9E1F2"/>
-          </w:tcPr>
-          <w:p>
-            <w:pPr>
-              <w:jc w:val="center"/>
-            </w:pPr>
-            <w:r>
-              <w:rPr>
+            <w:shd w:val="clear" w:color="auto" w:fill="1F497D"/>
+          </w:tcPr>
+          <w:p>
+            <w:pPr>
+              <w:jc w:val="center"/>
+            </w:pPr>
+            <w:r>
+              <w:rPr>
+                <w:rFonts w:ascii="Calibri" w:hAnsi="Calibri"/>
                 <w:b/>
-                <w:sz w:val="18"/>
-              </w:rPr>
-              <w:t>$-4,902</w:t>
+                <w:color w:val="FFFFFF"/>
+                <w:sz w:val="18"/>
+              </w:rPr>
+              <w:t>-$4,902 MXN</w:t>
             </w:r>
           </w:p>
         </w:tc>
         <w:tc>
           <w:tcPr>
             <w:tcW w:type="dxa" w:w="3360"/>
-            <w:shd w:val="clear" w:color="auto" w:fill="D9E1F2"/>
-          </w:tcPr>
-          <w:p>
-            <w:pPr>
-              <w:jc w:val="center"/>
-            </w:pPr>
-            <w:r>
-              <w:rPr>
+            <w:shd w:val="clear" w:color="auto" w:fill="1F497D"/>
+          </w:tcPr>
+          <w:p>
+            <w:pPr>
+              <w:jc w:val="center"/>
+            </w:pPr>
+            <w:r>
+              <w:rPr>
+                <w:rFonts w:ascii="Calibri" w:hAnsi="Calibri"/>
                 <w:b/>
-                <w:sz w:val="18"/>
-              </w:rPr>
-              <w:t>$860,851</w:t>
+                <w:color w:val="FFFFFF"/>
+                <w:sz w:val="18"/>
+              </w:rPr>
+              <w:t>$860,851 MXN</w:t>
             </w:r>
           </w:p>
         </w:tc>
       </w:tr>
     </w:tbl>
-    <w:p/>
+    <w:p>
+      <w:pPr>
+        <w:spacing w:after="80"/>
+      </w:pPr>
+    </w:p>
+    <w:p>
+      <w:pPr>
+        <w:spacing w:before="40" w:after="160"/>
+        <w:jc w:val="left"/>
+      </w:pPr>
+      <w:r>
+        <w:rPr>
+          <w:rFonts w:ascii="Calibri" w:hAnsi="Calibri"/>
+          <w:b w:val="0"/>
+          <w:i/>
+          <w:color w:val="404040"/>
+          <w:sz w:val="18"/>
+        </w:rPr>
+        <w:t>Tabla 4 — Descomposición de la utilidad esperada anual</w:t>
+      </w:r>
+    </w:p>
     <w:p>
       <w:pPr>
         <w:spacing w:before="240" w:after="80"/>
@@ -2907,25 +3019,47 @@
       </w:pPr>
       <w:r>
         <w:rPr>
+          <w:rFonts w:ascii="Calibri" w:hAnsi="Calibri"/>
           <w:b/>
-          <w:color w:val="1F3564"/>
-          <w:sz w:val="28"/>
+          <w:i w:val="0"/>
+          <w:color w:val="1F497D"/>
+          <w:sz w:val="26"/>
         </w:rPr>
         <w:t>5. Utilidad acumulada esperada — horizonte de 7 años</w:t>
       </w:r>
     </w:p>
     <w:p>
       <w:pPr>
-        <w:spacing w:after="120"/>
+        <w:spacing w:before="0" w:after="120"/>
         <w:jc w:val="both"/>
       </w:pPr>
       <w:r>
         <w:rPr>
+          <w:rFonts w:ascii="Calibri" w:hAnsi="Calibri"/>
+          <w:b w:val="0"/>
+          <w:i w:val="0"/>
           <w:sz w:val="20"/>
         </w:rPr>
-        <w:t>Temporal (acumulada 7 años) = $-4,902 × 7 = $-34,316 MXN</w:t>
+        <w:t>La utilidad acumulada a lo largo de los 7 años suma las utilidades anuales esperadas para cada alternativa. En el caso de la inversión en riego, se descuenta adicionalmente la inversión inicial de $8,000,000 MXN, desembolsada en el año 0.</w:t>
+      </w:r>
+    </w:p>
+    <w:p>
+      <w:pPr>
+        <w:spacing w:before="0" w:after="120"/>
+        <w:jc w:val="both"/>
+      </w:pPr>
+      <w:r>
+        <w:rPr>
+          <w:rFonts w:ascii="Calibri" w:hAnsi="Calibri"/>
+          <w:b w:val="0"/>
+          <w:i w:val="0"/>
+          <w:sz w:val="20"/>
+        </w:rPr>
+        <w:t>Temporal: -$4,902 MXN × 7 = -$34,316 MXN</w:t>
         <w:br/>
-        <w:t>Riego (acumulada 7 años)    = $860,851 × 7 − $8,000,000 = $-1,974,042 MXN</w:t>
+        <w:t>Riego (operativo): $860,851 MXN × 7 = $6,025,958 MXN</w:t>
+        <w:br/>
+        <w:t>Riego (neto): $6,025,958 MXN − $8,000,000 MXN = -$1,974,042 MXN</w:t>
       </w:r>
     </w:p>
     <w:tbl>
@@ -2944,14 +3078,15 @@
         <w:tc>
           <w:tcPr>
             <w:tcW w:type="dxa" w:w="3360"/>
-            <w:shd w:val="clear" w:color="auto" w:fill="1F3564"/>
-          </w:tcPr>
-          <w:p>
-            <w:pPr>
-              <w:jc w:val="center"/>
-            </w:pPr>
-            <w:r>
-              <w:rPr>
+            <w:shd w:val="clear" w:color="auto" w:fill="1F497D"/>
+          </w:tcPr>
+          <w:p>
+            <w:pPr>
+              <w:jc w:val="center"/>
+            </w:pPr>
+            <w:r>
+              <w:rPr>
+                <w:rFonts w:ascii="Calibri" w:hAnsi="Calibri"/>
                 <w:b/>
                 <w:color w:val="FFFFFF"/>
                 <w:sz w:val="18"/>
@@ -2963,14 +3098,15 @@
         <w:tc>
           <w:tcPr>
             <w:tcW w:type="dxa" w:w="3360"/>
-            <w:shd w:val="clear" w:color="auto" w:fill="1F3564"/>
-          </w:tcPr>
-          <w:p>
-            <w:pPr>
-              <w:jc w:val="center"/>
-            </w:pPr>
-            <w:r>
-              <w:rPr>
+            <w:shd w:val="clear" w:color="auto" w:fill="1F497D"/>
+          </w:tcPr>
+          <w:p>
+            <w:pPr>
+              <w:jc w:val="center"/>
+            </w:pPr>
+            <w:r>
+              <w:rPr>
+                <w:rFonts w:ascii="Calibri" w:hAnsi="Calibri"/>
                 <w:b/>
                 <w:color w:val="FFFFFF"/>
                 <w:sz w:val="18"/>
@@ -2982,14 +3118,15 @@
         <w:tc>
           <w:tcPr>
             <w:tcW w:type="dxa" w:w="3360"/>
-            <w:shd w:val="clear" w:color="auto" w:fill="1F3564"/>
-          </w:tcPr>
-          <w:p>
-            <w:pPr>
-              <w:jc w:val="center"/>
-            </w:pPr>
-            <w:r>
-              <w:rPr>
+            <w:shd w:val="clear" w:color="auto" w:fill="1F497D"/>
+          </w:tcPr>
+          <w:p>
+            <w:pPr>
+              <w:jc w:val="center"/>
+            </w:pPr>
+            <w:r>
+              <w:rPr>
+                <w:rFonts w:ascii="Calibri" w:hAnsi="Calibri"/>
                 <w:b/>
                 <w:color w:val="FFFFFF"/>
                 <w:sz w:val="18"/>
@@ -3003,14 +3140,15 @@
         <w:tc>
           <w:tcPr>
             <w:tcW w:type="dxa" w:w="3360"/>
-            <w:shd w:val="clear" w:color="auto" w:fill="D9E1F2"/>
-          </w:tcPr>
-          <w:p>
-            <w:pPr>
-              <w:jc w:val="center"/>
-            </w:pPr>
-            <w:r>
-              <w:rPr>
+            <w:shd w:val="clear" w:color="auto" w:fill="FFFFFF"/>
+          </w:tcPr>
+          <w:p>
+            <w:pPr>
+              <w:jc w:val="center"/>
+            </w:pPr>
+            <w:r>
+              <w:rPr>
+                <w:rFonts w:ascii="Calibri" w:hAnsi="Calibri"/>
                 <w:sz w:val="18"/>
               </w:rPr>
               <w:t>Utilidad esperada anual (MXN)</w:t>
@@ -3020,34 +3158,36 @@
         <w:tc>
           <w:tcPr>
             <w:tcW w:type="dxa" w:w="3360"/>
-            <w:shd w:val="clear" w:color="auto" w:fill="D9E1F2"/>
-          </w:tcPr>
-          <w:p>
-            <w:pPr>
-              <w:jc w:val="center"/>
-            </w:pPr>
-            <w:r>
-              <w:rPr>
-                <w:sz w:val="18"/>
-              </w:rPr>
-              <w:t>$-4,902</w:t>
+            <w:shd w:val="clear" w:color="auto" w:fill="FFFFFF"/>
+          </w:tcPr>
+          <w:p>
+            <w:pPr>
+              <w:jc w:val="center"/>
+            </w:pPr>
+            <w:r>
+              <w:rPr>
+                <w:rFonts w:ascii="Calibri" w:hAnsi="Calibri"/>
+                <w:sz w:val="18"/>
+              </w:rPr>
+              <w:t>-$4,902 MXN</w:t>
             </w:r>
           </w:p>
         </w:tc>
         <w:tc>
           <w:tcPr>
             <w:tcW w:type="dxa" w:w="3360"/>
-            <w:shd w:val="clear" w:color="auto" w:fill="D9E1F2"/>
-          </w:tcPr>
-          <w:p>
-            <w:pPr>
-              <w:jc w:val="center"/>
-            </w:pPr>
-            <w:r>
-              <w:rPr>
-                <w:sz w:val="18"/>
-              </w:rPr>
-              <w:t>$860,851</w:t>
+            <w:shd w:val="clear" w:color="auto" w:fill="FFFFFF"/>
+          </w:tcPr>
+          <w:p>
+            <w:pPr>
+              <w:jc w:val="center"/>
+            </w:pPr>
+            <w:r>
+              <w:rPr>
+                <w:rFonts w:ascii="Calibri" w:hAnsi="Calibri"/>
+                <w:sz w:val="18"/>
+              </w:rPr>
+              <w:t>$860,851 MXN</w:t>
             </w:r>
           </w:p>
         </w:tc>
@@ -3056,13 +3196,15 @@
         <w:tc>
           <w:tcPr>
             <w:tcW w:type="dxa" w:w="3360"/>
-          </w:tcPr>
-          <w:p>
-            <w:pPr>
-              <w:jc w:val="center"/>
-            </w:pPr>
-            <w:r>
-              <w:rPr>
+            <w:shd w:val="clear" w:color="auto" w:fill="F2F2F2"/>
+          </w:tcPr>
+          <w:p>
+            <w:pPr>
+              <w:jc w:val="center"/>
+            </w:pPr>
+            <w:r>
+              <w:rPr>
+                <w:rFonts w:ascii="Calibri" w:hAnsi="Calibri"/>
                 <w:sz w:val="18"/>
               </w:rPr>
               <w:t>Utilidad operativa acumulada (×7)</w:t>
@@ -3072,32 +3214,36 @@
         <w:tc>
           <w:tcPr>
             <w:tcW w:type="dxa" w:w="3360"/>
-          </w:tcPr>
-          <w:p>
-            <w:pPr>
-              <w:jc w:val="center"/>
-            </w:pPr>
-            <w:r>
-              <w:rPr>
-                <w:sz w:val="18"/>
-              </w:rPr>
-              <w:t>$-34,316</w:t>
+            <w:shd w:val="clear" w:color="auto" w:fill="F2F2F2"/>
+          </w:tcPr>
+          <w:p>
+            <w:pPr>
+              <w:jc w:val="center"/>
+            </w:pPr>
+            <w:r>
+              <w:rPr>
+                <w:rFonts w:ascii="Calibri" w:hAnsi="Calibri"/>
+                <w:sz w:val="18"/>
+              </w:rPr>
+              <w:t>-$34,316 MXN</w:t>
             </w:r>
           </w:p>
         </w:tc>
         <w:tc>
           <w:tcPr>
             <w:tcW w:type="dxa" w:w="3360"/>
-          </w:tcPr>
-          <w:p>
-            <w:pPr>
-              <w:jc w:val="center"/>
-            </w:pPr>
-            <w:r>
-              <w:rPr>
-                <w:sz w:val="18"/>
-              </w:rPr>
-              <w:t>$6,025,958</w:t>
+            <w:shd w:val="clear" w:color="auto" w:fill="F2F2F2"/>
+          </w:tcPr>
+          <w:p>
+            <w:pPr>
+              <w:jc w:val="center"/>
+            </w:pPr>
+            <w:r>
+              <w:rPr>
+                <w:rFonts w:ascii="Calibri" w:hAnsi="Calibri"/>
+                <w:sz w:val="18"/>
+              </w:rPr>
+              <w:t>$6,025,958 MXN</w:t>
             </w:r>
           </w:p>
         </w:tc>
@@ -3106,14 +3252,15 @@
         <w:tc>
           <w:tcPr>
             <w:tcW w:type="dxa" w:w="3360"/>
-            <w:shd w:val="clear" w:color="auto" w:fill="D9E1F2"/>
-          </w:tcPr>
-          <w:p>
-            <w:pPr>
-              <w:jc w:val="center"/>
-            </w:pPr>
-            <w:r>
-              <w:rPr>
+            <w:shd w:val="clear" w:color="auto" w:fill="FFFFFF"/>
+          </w:tcPr>
+          <w:p>
+            <w:pPr>
+              <w:jc w:val="center"/>
+            </w:pPr>
+            <w:r>
+              <w:rPr>
+                <w:rFonts w:ascii="Calibri" w:hAnsi="Calibri"/>
                 <w:sz w:val="18"/>
               </w:rPr>
               <w:t>Inversión inicial (MXN)</w:t>
@@ -3123,14 +3270,15 @@
         <w:tc>
           <w:tcPr>
             <w:tcW w:type="dxa" w:w="3360"/>
-            <w:shd w:val="clear" w:color="auto" w:fill="D9E1F2"/>
-          </w:tcPr>
-          <w:p>
-            <w:pPr>
-              <w:jc w:val="center"/>
-            </w:pPr>
-            <w:r>
-              <w:rPr>
+            <w:shd w:val="clear" w:color="auto" w:fill="FFFFFF"/>
+          </w:tcPr>
+          <w:p>
+            <w:pPr>
+              <w:jc w:val="center"/>
+            </w:pPr>
+            <w:r>
+              <w:rPr>
+                <w:rFonts w:ascii="Calibri" w:hAnsi="Calibri"/>
                 <w:sz w:val="18"/>
               </w:rPr>
               <w:t>$0</w:t>
@@ -3140,17 +3288,18 @@
         <w:tc>
           <w:tcPr>
             <w:tcW w:type="dxa" w:w="3360"/>
-            <w:shd w:val="clear" w:color="auto" w:fill="D9E1F2"/>
-          </w:tcPr>
-          <w:p>
-            <w:pPr>
-              <w:jc w:val="center"/>
-            </w:pPr>
-            <w:r>
-              <w:rPr>
-                <w:sz w:val="18"/>
-              </w:rPr>
-              <w:t>−$8,000,000</w:t>
+            <w:shd w:val="clear" w:color="auto" w:fill="FFFFFF"/>
+          </w:tcPr>
+          <w:p>
+            <w:pPr>
+              <w:jc w:val="center"/>
+            </w:pPr>
+            <w:r>
+              <w:rPr>
+                <w:rFonts w:ascii="Calibri" w:hAnsi="Calibri"/>
+                <w:sz w:val="18"/>
+              </w:rPr>
+              <w:t>−$8,000,000 MXN</w:t>
             </w:r>
           </w:p>
         </w:tc>
@@ -3159,14 +3308,15 @@
         <w:tc>
           <w:tcPr>
             <w:tcW w:type="dxa" w:w="3360"/>
-            <w:shd w:val="clear" w:color="auto" w:fill="1F3564"/>
-          </w:tcPr>
-          <w:p>
-            <w:pPr>
-              <w:jc w:val="center"/>
-            </w:pPr>
-            <w:r>
-              <w:rPr>
+            <w:shd w:val="clear" w:color="auto" w:fill="1F497D"/>
+          </w:tcPr>
+          <w:p>
+            <w:pPr>
+              <w:jc w:val="center"/>
+            </w:pPr>
+            <w:r>
+              <w:rPr>
+                <w:rFonts w:ascii="Calibri" w:hAnsi="Calibri"/>
                 <w:b/>
                 <w:color w:val="FFFFFF"/>
                 <w:sz w:val="18"/>
@@ -3178,44 +3328,66 @@
         <w:tc>
           <w:tcPr>
             <w:tcW w:type="dxa" w:w="3360"/>
-            <w:shd w:val="clear" w:color="auto" w:fill="1F3564"/>
-          </w:tcPr>
-          <w:p>
-            <w:pPr>
-              <w:jc w:val="center"/>
-            </w:pPr>
-            <w:r>
-              <w:rPr>
+            <w:shd w:val="clear" w:color="auto" w:fill="1F497D"/>
+          </w:tcPr>
+          <w:p>
+            <w:pPr>
+              <w:jc w:val="center"/>
+            </w:pPr>
+            <w:r>
+              <w:rPr>
+                <w:rFonts w:ascii="Calibri" w:hAnsi="Calibri"/>
                 <w:b/>
                 <w:color w:val="FFFFFF"/>
                 <w:sz w:val="18"/>
               </w:rPr>
-              <w:t>$-34,316</w:t>
+              <w:t>-$34,316 MXN</w:t>
             </w:r>
           </w:p>
         </w:tc>
         <w:tc>
           <w:tcPr>
             <w:tcW w:type="dxa" w:w="3360"/>
-            <w:shd w:val="clear" w:color="auto" w:fill="1F3564"/>
-          </w:tcPr>
-          <w:p>
-            <w:pPr>
-              <w:jc w:val="center"/>
-            </w:pPr>
-            <w:r>
-              <w:rPr>
+            <w:shd w:val="clear" w:color="auto" w:fill="1F497D"/>
+          </w:tcPr>
+          <w:p>
+            <w:pPr>
+              <w:jc w:val="center"/>
+            </w:pPr>
+            <w:r>
+              <w:rPr>
+                <w:rFonts w:ascii="Calibri" w:hAnsi="Calibri"/>
                 <w:b/>
                 <w:color w:val="FFFFFF"/>
                 <w:sz w:val="18"/>
               </w:rPr>
-              <w:t>$-1,974,042</w:t>
+              <w:t>-$1,974,042 MXN</w:t>
             </w:r>
           </w:p>
         </w:tc>
       </w:tr>
     </w:tbl>
-    <w:p/>
+    <w:p>
+      <w:pPr>
+        <w:spacing w:after="80"/>
+      </w:pPr>
+    </w:p>
+    <w:p>
+      <w:pPr>
+        <w:spacing w:before="40" w:after="160"/>
+        <w:jc w:val="left"/>
+      </w:pPr>
+      <w:r>
+        <w:rPr>
+          <w:rFonts w:ascii="Calibri" w:hAnsi="Calibri"/>
+          <w:b w:val="0"/>
+          <w:i/>
+          <w:color w:val="404040"/>
+          <w:sz w:val="18"/>
+        </w:rPr>
+        <w:t>Tabla 5 — Utilidad acumulada esperada en horizonte de 7 años</w:t>
+      </w:r>
+    </w:p>
     <w:p>
       <w:pPr>
         <w:spacing w:before="240" w:after="80"/>
@@ -3223,23 +3395,28 @@
       </w:pPr>
       <w:r>
         <w:rPr>
+          <w:rFonts w:ascii="Calibri" w:hAnsi="Calibri"/>
           <w:b/>
-          <w:color w:val="1F3564"/>
-          <w:sz w:val="28"/>
+          <w:i w:val="0"/>
+          <w:color w:val="1F497D"/>
+          <w:sz w:val="26"/>
         </w:rPr>
         <w:t>6. Simulación de Monte Carlo — 10,000 escenarios</w:t>
       </w:r>
     </w:p>
     <w:p>
       <w:pPr>
-        <w:spacing w:after="120"/>
+        <w:spacing w:before="0" w:after="120"/>
         <w:jc w:val="both"/>
       </w:pPr>
       <w:r>
         <w:rPr>
+          <w:rFonts w:ascii="Calibri" w:hAnsi="Calibri"/>
+          <w:b w:val="0"/>
+          <w:i w:val="0"/>
           <w:sz w:val="20"/>
         </w:rPr>
-        <w:t>Se simularon 10,000 escenarios de 7 años. En cada año se sortearon de forma independiente: el precio (distribución uniforme discreta sobre los 6 precios históricos), la condición hídrica (multinomial con probabilidades 40%/30%/20%/10%) y la ocurrencia de tormenta (Bernoulli 5%). Para la alternativa de riego bajo condiciones normales sin tormenta, se sorteó adicionalmente el sub-escenario productivo (50%/30%/20% → 90/120/200 ton/ha). La inversión inicial de $8,000,000 MXN se descuenta al total acumulado de la alternativa con riego.</w:t>
+        <w:t>Se simularon 10,000 escenarios independientes de 7 años. En cada año de cada escenario se sortearon de forma aleatoria e independiente: el precio de la tonelada (distribución uniforme discreta sobre los 6 precios históricos), la condición hídrica (distribución multinomial con probabilidades 40%/30%/20%/10%) y la ocurrencia de tormenta severa (Bernoulli con P = 5%). Para la alternativa con riego en años normales sin tormenta, se sorteó adicionalmente el sub-escenario productivo (50%→90 / 30%→120 / 20%→200 ton/ha). La inversión inicial de $8,000,000 MXN se descuenta al total acumulado de la alternativa con riego en cada escenario simulado.</w:t>
       </w:r>
     </w:p>
     <w:tbl>
@@ -3258,33 +3435,35 @@
         <w:tc>
           <w:tcPr>
             <w:tcW w:type="dxa" w:w="3360"/>
-            <w:shd w:val="clear" w:color="auto" w:fill="1F3564"/>
-          </w:tcPr>
-          <w:p>
-            <w:pPr>
-              <w:jc w:val="center"/>
-            </w:pPr>
-            <w:r>
-              <w:rPr>
+            <w:shd w:val="clear" w:color="auto" w:fill="1F497D"/>
+          </w:tcPr>
+          <w:p>
+            <w:pPr>
+              <w:jc w:val="center"/>
+            </w:pPr>
+            <w:r>
+              <w:rPr>
+                <w:rFonts w:ascii="Calibri" w:hAnsi="Calibri"/>
                 <w:b/>
                 <w:color w:val="FFFFFF"/>
                 <w:sz w:val="18"/>
               </w:rPr>
-              <w:t>Métrica (7 años)</w:t>
+              <w:t>Métrica — utilidad acumulada 7 años</w:t>
             </w:r>
           </w:p>
         </w:tc>
         <w:tc>
           <w:tcPr>
             <w:tcW w:type="dxa" w:w="3360"/>
-            <w:shd w:val="clear" w:color="auto" w:fill="1F3564"/>
-          </w:tcPr>
-          <w:p>
-            <w:pPr>
-              <w:jc w:val="center"/>
-            </w:pPr>
-            <w:r>
-              <w:rPr>
+            <w:shd w:val="clear" w:color="auto" w:fill="1F497D"/>
+          </w:tcPr>
+          <w:p>
+            <w:pPr>
+              <w:jc w:val="center"/>
+            </w:pPr>
+            <w:r>
+              <w:rPr>
+                <w:rFonts w:ascii="Calibri" w:hAnsi="Calibri"/>
                 <w:b/>
                 <w:color w:val="FFFFFF"/>
                 <w:sz w:val="18"/>
@@ -3296,14 +3475,15 @@
         <w:tc>
           <w:tcPr>
             <w:tcW w:type="dxa" w:w="3360"/>
-            <w:shd w:val="clear" w:color="auto" w:fill="1F3564"/>
-          </w:tcPr>
-          <w:p>
-            <w:pPr>
-              <w:jc w:val="center"/>
-            </w:pPr>
-            <w:r>
-              <w:rPr>
+            <w:shd w:val="clear" w:color="auto" w:fill="1F497D"/>
+          </w:tcPr>
+          <w:p>
+            <w:pPr>
+              <w:jc w:val="center"/>
+            </w:pPr>
+            <w:r>
+              <w:rPr>
+                <w:rFonts w:ascii="Calibri" w:hAnsi="Calibri"/>
                 <w:b/>
                 <w:color w:val="FFFFFF"/>
                 <w:sz w:val="18"/>
@@ -3317,14 +3497,15 @@
         <w:tc>
           <w:tcPr>
             <w:tcW w:type="dxa" w:w="3360"/>
-            <w:shd w:val="clear" w:color="auto" w:fill="D9E1F2"/>
-          </w:tcPr>
-          <w:p>
-            <w:pPr>
-              <w:jc w:val="center"/>
-            </w:pPr>
-            <w:r>
-              <w:rPr>
+            <w:shd w:val="clear" w:color="auto" w:fill="FFFFFF"/>
+          </w:tcPr>
+          <w:p>
+            <w:pPr>
+              <w:jc w:val="center"/>
+            </w:pPr>
+            <w:r>
+              <w:rPr>
+                <w:rFonts w:ascii="Calibri" w:hAnsi="Calibri"/>
                 <w:sz w:val="18"/>
               </w:rPr>
               <w:t>Media (MXN)</w:t>
@@ -3334,34 +3515,36 @@
         <w:tc>
           <w:tcPr>
             <w:tcW w:type="dxa" w:w="3360"/>
-            <w:shd w:val="clear" w:color="auto" w:fill="D9E1F2"/>
-          </w:tcPr>
-          <w:p>
-            <w:pPr>
-              <w:jc w:val="center"/>
-            </w:pPr>
-            <w:r>
-              <w:rPr>
-                <w:sz w:val="18"/>
-              </w:rPr>
-              <w:t>$-59,979</w:t>
+            <w:shd w:val="clear" w:color="auto" w:fill="FFFFFF"/>
+          </w:tcPr>
+          <w:p>
+            <w:pPr>
+              <w:jc w:val="center"/>
+            </w:pPr>
+            <w:r>
+              <w:rPr>
+                <w:rFonts w:ascii="Calibri" w:hAnsi="Calibri"/>
+                <w:sz w:val="18"/>
+              </w:rPr>
+              <w:t>-$59,979 MXN</w:t>
             </w:r>
           </w:p>
         </w:tc>
         <w:tc>
           <w:tcPr>
             <w:tcW w:type="dxa" w:w="3360"/>
-            <w:shd w:val="clear" w:color="auto" w:fill="D9E1F2"/>
-          </w:tcPr>
-          <w:p>
-            <w:pPr>
-              <w:jc w:val="center"/>
-            </w:pPr>
-            <w:r>
-              <w:rPr>
-                <w:sz w:val="18"/>
-              </w:rPr>
-              <w:t>$-2,087,268</w:t>
+            <w:shd w:val="clear" w:color="auto" w:fill="FFFFFF"/>
+          </w:tcPr>
+          <w:p>
+            <w:pPr>
+              <w:jc w:val="center"/>
+            </w:pPr>
+            <w:r>
+              <w:rPr>
+                <w:rFonts w:ascii="Calibri" w:hAnsi="Calibri"/>
+                <w:sz w:val="18"/>
+              </w:rPr>
+              <w:t>-$2,087,268 MXN</w:t>
             </w:r>
           </w:p>
         </w:tc>
@@ -3370,13 +3553,15 @@
         <w:tc>
           <w:tcPr>
             <w:tcW w:type="dxa" w:w="3360"/>
-          </w:tcPr>
-          <w:p>
-            <w:pPr>
-              <w:jc w:val="center"/>
-            </w:pPr>
-            <w:r>
-              <w:rPr>
+            <w:shd w:val="clear" w:color="auto" w:fill="F2F2F2"/>
+          </w:tcPr>
+          <w:p>
+            <w:pPr>
+              <w:jc w:val="center"/>
+            </w:pPr>
+            <w:r>
+              <w:rPr>
+                <w:rFonts w:ascii="Calibri" w:hAnsi="Calibri"/>
                 <w:sz w:val="18"/>
               </w:rPr>
               <w:t>Mediana (MXN)</w:t>
@@ -3386,32 +3571,36 @@
         <w:tc>
           <w:tcPr>
             <w:tcW w:type="dxa" w:w="3360"/>
-          </w:tcPr>
-          <w:p>
-            <w:pPr>
-              <w:jc w:val="center"/>
-            </w:pPr>
-            <w:r>
-              <w:rPr>
-                <w:sz w:val="18"/>
-              </w:rPr>
-              <w:t>$292,405</w:t>
+            <w:shd w:val="clear" w:color="auto" w:fill="F2F2F2"/>
+          </w:tcPr>
+          <w:p>
+            <w:pPr>
+              <w:jc w:val="center"/>
+            </w:pPr>
+            <w:r>
+              <w:rPr>
+                <w:rFonts w:ascii="Calibri" w:hAnsi="Calibri"/>
+                <w:sz w:val="18"/>
+              </w:rPr>
+              <w:t>$292,405 MXN</w:t>
             </w:r>
           </w:p>
         </w:tc>
         <w:tc>
           <w:tcPr>
             <w:tcW w:type="dxa" w:w="3360"/>
-          </w:tcPr>
-          <w:p>
-            <w:pPr>
-              <w:jc w:val="center"/>
-            </w:pPr>
-            <w:r>
-              <w:rPr>
-                <w:sz w:val="18"/>
-              </w:rPr>
-              <w:t>$-2,652,090</w:t>
+            <w:shd w:val="clear" w:color="auto" w:fill="F2F2F2"/>
+          </w:tcPr>
+          <w:p>
+            <w:pPr>
+              <w:jc w:val="center"/>
+            </w:pPr>
+            <w:r>
+              <w:rPr>
+                <w:rFonts w:ascii="Calibri" w:hAnsi="Calibri"/>
+                <w:sz w:val="18"/>
+              </w:rPr>
+              <w:t>-$2,652,090 MXN</w:t>
             </w:r>
           </w:p>
         </w:tc>
@@ -3420,51 +3609,54 @@
         <w:tc>
           <w:tcPr>
             <w:tcW w:type="dxa" w:w="3360"/>
-            <w:shd w:val="clear" w:color="auto" w:fill="D9E1F2"/>
-          </w:tcPr>
-          <w:p>
-            <w:pPr>
-              <w:jc w:val="center"/>
-            </w:pPr>
-            <w:r>
-              <w:rPr>
-                <w:sz w:val="18"/>
-              </w:rPr>
-              <w:t>Desv. estándar</w:t>
+            <w:shd w:val="clear" w:color="auto" w:fill="FFFFFF"/>
+          </w:tcPr>
+          <w:p>
+            <w:pPr>
+              <w:jc w:val="center"/>
+            </w:pPr>
+            <w:r>
+              <w:rPr>
+                <w:rFonts w:ascii="Calibri" w:hAnsi="Calibri"/>
+                <w:sz w:val="18"/>
+              </w:rPr>
+              <w:t>Desviación estándar</w:t>
             </w:r>
           </w:p>
         </w:tc>
         <w:tc>
           <w:tcPr>
             <w:tcW w:type="dxa" w:w="3360"/>
-            <w:shd w:val="clear" w:color="auto" w:fill="D9E1F2"/>
-          </w:tcPr>
-          <w:p>
-            <w:pPr>
-              <w:jc w:val="center"/>
-            </w:pPr>
-            <w:r>
-              <w:rPr>
-                <w:sz w:val="18"/>
-              </w:rPr>
-              <w:t>$3,415,982</w:t>
+            <w:shd w:val="clear" w:color="auto" w:fill="FFFFFF"/>
+          </w:tcPr>
+          <w:p>
+            <w:pPr>
+              <w:jc w:val="center"/>
+            </w:pPr>
+            <w:r>
+              <w:rPr>
+                <w:rFonts w:ascii="Calibri" w:hAnsi="Calibri"/>
+                <w:sz w:val="18"/>
+              </w:rPr>
+              <w:t>$3,415,982 MXN</w:t>
             </w:r>
           </w:p>
         </w:tc>
         <w:tc>
           <w:tcPr>
             <w:tcW w:type="dxa" w:w="3360"/>
-            <w:shd w:val="clear" w:color="auto" w:fill="D9E1F2"/>
-          </w:tcPr>
-          <w:p>
-            <w:pPr>
-              <w:jc w:val="center"/>
-            </w:pPr>
-            <w:r>
-              <w:rPr>
-                <w:sz w:val="18"/>
-              </w:rPr>
-              <w:t>$9,036,704</w:t>
+            <w:shd w:val="clear" w:color="auto" w:fill="FFFFFF"/>
+          </w:tcPr>
+          <w:p>
+            <w:pPr>
+              <w:jc w:val="center"/>
+            </w:pPr>
+            <w:r>
+              <w:rPr>
+                <w:rFonts w:ascii="Calibri" w:hAnsi="Calibri"/>
+                <w:sz w:val="18"/>
+              </w:rPr>
+              <w:t>$9,036,704 MXN</w:t>
             </w:r>
           </w:p>
         </w:tc>
@@ -3473,13 +3665,15 @@
         <w:tc>
           <w:tcPr>
             <w:tcW w:type="dxa" w:w="3360"/>
-          </w:tcPr>
-          <w:p>
-            <w:pPr>
-              <w:jc w:val="center"/>
-            </w:pPr>
-            <w:r>
-              <w:rPr>
+            <w:shd w:val="clear" w:color="auto" w:fill="F2F2F2"/>
+          </w:tcPr>
+          <w:p>
+            <w:pPr>
+              <w:jc w:val="center"/>
+            </w:pPr>
+            <w:r>
+              <w:rPr>
+                <w:rFonts w:ascii="Calibri" w:hAnsi="Calibri"/>
                 <w:sz w:val="18"/>
               </w:rPr>
               <w:t>Percentil 5% (MXN)</w:t>
@@ -3489,32 +3683,36 @@
         <w:tc>
           <w:tcPr>
             <w:tcW w:type="dxa" w:w="3360"/>
-          </w:tcPr>
-          <w:p>
-            <w:pPr>
-              <w:jc w:val="center"/>
-            </w:pPr>
-            <w:r>
-              <w:rPr>
-                <w:sz w:val="18"/>
-              </w:rPr>
-              <w:t>$-6,103,296</w:t>
+            <w:shd w:val="clear" w:color="auto" w:fill="F2F2F2"/>
+          </w:tcPr>
+          <w:p>
+            <w:pPr>
+              <w:jc w:val="center"/>
+            </w:pPr>
+            <w:r>
+              <w:rPr>
+                <w:rFonts w:ascii="Calibri" w:hAnsi="Calibri"/>
+                <w:sz w:val="18"/>
+              </w:rPr>
+              <w:t>-$6,103,296 MXN</w:t>
             </w:r>
           </w:p>
         </w:tc>
         <w:tc>
           <w:tcPr>
             <w:tcW w:type="dxa" w:w="3360"/>
-          </w:tcPr>
-          <w:p>
-            <w:pPr>
-              <w:jc w:val="center"/>
-            </w:pPr>
-            <w:r>
-              <w:rPr>
-                <w:sz w:val="18"/>
-              </w:rPr>
-              <w:t>$-16,086,886</w:t>
+            <w:shd w:val="clear" w:color="auto" w:fill="F2F2F2"/>
+          </w:tcPr>
+          <w:p>
+            <w:pPr>
+              <w:jc w:val="center"/>
+            </w:pPr>
+            <w:r>
+              <w:rPr>
+                <w:rFonts w:ascii="Calibri" w:hAnsi="Calibri"/>
+                <w:sz w:val="18"/>
+              </w:rPr>
+              <w:t>-$16,086,886 MXN</w:t>
             </w:r>
           </w:p>
         </w:tc>
@@ -3523,14 +3721,15 @@
         <w:tc>
           <w:tcPr>
             <w:tcW w:type="dxa" w:w="3360"/>
-            <w:shd w:val="clear" w:color="auto" w:fill="D9E1F2"/>
-          </w:tcPr>
-          <w:p>
-            <w:pPr>
-              <w:jc w:val="center"/>
-            </w:pPr>
-            <w:r>
-              <w:rPr>
+            <w:shd w:val="clear" w:color="auto" w:fill="FFFFFF"/>
+          </w:tcPr>
+          <w:p>
+            <w:pPr>
+              <w:jc w:val="center"/>
+            </w:pPr>
+            <w:r>
+              <w:rPr>
+                <w:rFonts w:ascii="Calibri" w:hAnsi="Calibri"/>
                 <w:sz w:val="18"/>
               </w:rPr>
               <w:t>Percentil 95% (MXN)</w:t>
@@ -3540,34 +3739,36 @@
         <w:tc>
           <w:tcPr>
             <w:tcW w:type="dxa" w:w="3360"/>
-            <w:shd w:val="clear" w:color="auto" w:fill="D9E1F2"/>
-          </w:tcPr>
-          <w:p>
-            <w:pPr>
-              <w:jc w:val="center"/>
-            </w:pPr>
-            <w:r>
-              <w:rPr>
-                <w:sz w:val="18"/>
-              </w:rPr>
-              <w:t>$4,987,906</w:t>
+            <w:shd w:val="clear" w:color="auto" w:fill="FFFFFF"/>
+          </w:tcPr>
+          <w:p>
+            <w:pPr>
+              <w:jc w:val="center"/>
+            </w:pPr>
+            <w:r>
+              <w:rPr>
+                <w:rFonts w:ascii="Calibri" w:hAnsi="Calibri"/>
+                <w:sz w:val="18"/>
+              </w:rPr>
+              <w:t>$4,987,906 MXN</w:t>
             </w:r>
           </w:p>
         </w:tc>
         <w:tc>
           <w:tcPr>
             <w:tcW w:type="dxa" w:w="3360"/>
-            <w:shd w:val="clear" w:color="auto" w:fill="D9E1F2"/>
-          </w:tcPr>
-          <w:p>
-            <w:pPr>
-              <w:jc w:val="center"/>
-            </w:pPr>
-            <w:r>
-              <w:rPr>
-                <w:sz w:val="18"/>
-              </w:rPr>
-              <w:t>$13,476,621</w:t>
+            <w:shd w:val="clear" w:color="auto" w:fill="FFFFFF"/>
+          </w:tcPr>
+          <w:p>
+            <w:pPr>
+              <w:jc w:val="center"/>
+            </w:pPr>
+            <w:r>
+              <w:rPr>
+                <w:rFonts w:ascii="Calibri" w:hAnsi="Calibri"/>
+                <w:sz w:val="18"/>
+              </w:rPr>
+              <w:t>$13,476,621 MXN</w:t>
             </w:r>
           </w:p>
         </w:tc>
@@ -3576,57 +3777,75 @@
         <w:tc>
           <w:tcPr>
             <w:tcW w:type="dxa" w:w="3360"/>
-          </w:tcPr>
-          <w:p>
-            <w:pPr>
-              <w:jc w:val="center"/>
-            </w:pPr>
-            <w:r>
-              <w:rPr>
-                <w:b/>
-                <w:sz w:val="18"/>
-              </w:rPr>
-              <w:t>P(riego &gt; temporal) = 35.3%</w:t>
+            <w:shd w:val="clear" w:color="auto" w:fill="F2F2F2"/>
+          </w:tcPr>
+          <w:p>
+            <w:pPr>
+              <w:jc w:val="center"/>
+            </w:pPr>
+            <w:r>
+              <w:rPr>
+                <w:rFonts w:ascii="Calibri" w:hAnsi="Calibri"/>
+                <w:sz w:val="18"/>
+              </w:rPr>
+              <w:t>P(riego &gt; temporal)</w:t>
             </w:r>
           </w:p>
         </w:tc>
         <w:tc>
           <w:tcPr>
             <w:tcW w:type="dxa" w:w="3360"/>
-          </w:tcPr>
-          <w:p>
-            <w:pPr>
-              <w:jc w:val="center"/>
-            </w:pPr>
-            <w:r>
-              <w:rPr>
-                <w:b/>
-                <w:sz w:val="18"/>
-              </w:rPr>
-              <w:t>—</w:t>
+            <w:shd w:val="clear" w:color="auto" w:fill="F2F2F2"/>
+          </w:tcPr>
+          <w:p>
+            <w:pPr>
+              <w:jc w:val="center"/>
+            </w:pPr>
+            <w:r>
+              <w:rPr>
+                <w:rFonts w:ascii="Calibri" w:hAnsi="Calibri"/>
+                <w:sz w:val="18"/>
+              </w:rPr>
+              <w:t>64.7% de escenarios favorables al temporal</w:t>
             </w:r>
           </w:p>
         </w:tc>
         <w:tc>
           <w:tcPr>
             <w:tcW w:type="dxa" w:w="3360"/>
-          </w:tcPr>
-          <w:p>
-            <w:pPr>
-              <w:jc w:val="center"/>
-            </w:pPr>
-            <w:r>
-              <w:rPr>
-                <w:b/>
-                <w:sz w:val="18"/>
-              </w:rPr>
-              <w:t>35.3%</w:t>
+            <w:shd w:val="clear" w:color="auto" w:fill="F2F2F2"/>
+          </w:tcPr>
+          <w:p>
+            <w:pPr>
+              <w:jc w:val="center"/>
+            </w:pPr>
+            <w:r>
+              <w:rPr>
+                <w:rFonts w:ascii="Calibri" w:hAnsi="Calibri"/>
+                <w:sz w:val="18"/>
+              </w:rPr>
+              <w:t>35.3% de escenarios favorables al riego</w:t>
             </w:r>
           </w:p>
         </w:tc>
       </w:tr>
     </w:tbl>
-    <w:p/>
+    <w:p>
+      <w:pPr>
+        <w:spacing w:before="40" w:after="160"/>
+        <w:jc w:val="left"/>
+      </w:pPr>
+      <w:r>
+        <w:rPr>
+          <w:rFonts w:ascii="Calibri" w:hAnsi="Calibri"/>
+          <w:b w:val="0"/>
+          <w:i/>
+          <w:color w:val="404040"/>
+          <w:sz w:val="18"/>
+        </w:rPr>
+        <w:t>Tabla 6 — Estadísticas de la simulación de Monte Carlo (10,000 escenarios × 7 años)</w:t>
+      </w:r>
+    </w:p>
     <w:p>
       <w:pPr>
         <w:spacing w:before="240" w:after="80"/>
@@ -3634,11 +3853,58 @@
       </w:pPr>
       <w:r>
         <w:rPr>
+          <w:rFonts w:ascii="Calibri" w:hAnsi="Calibri"/>
           <w:b/>
-          <w:color w:val="1F3564"/>
-          <w:sz w:val="28"/>
+          <w:i w:val="0"/>
+          <w:color w:val="1F497D"/>
+          <w:sz w:val="26"/>
         </w:rPr>
         <w:t>7. Comparación de criterios de decisión</w:t>
+      </w:r>
+    </w:p>
+    <w:p>
+      <w:pPr>
+        <w:spacing w:before="0" w:after="120"/>
+        <w:jc w:val="both"/>
+      </w:pPr>
+      <w:r>
+        <w:rPr>
+          <w:rFonts w:ascii="Calibri" w:hAnsi="Calibri"/>
+          <w:b w:val="0"/>
+          <w:i w:val="0"/>
+          <w:sz w:val="20"/>
+        </w:rPr>
+        <w:t>Se evalúan dos criterios clásicos de decisión bajo incertidumbre:</w:t>
+      </w:r>
+    </w:p>
+    <w:p>
+      <w:pPr>
+        <w:spacing w:before="0" w:after="120"/>
+        <w:jc w:val="both"/>
+      </w:pPr>
+      <w:r>
+        <w:rPr>
+          <w:rFonts w:ascii="Calibri" w:hAnsi="Calibri"/>
+          <w:b w:val="0"/>
+          <w:i w:val="0"/>
+          <w:sz w:val="20"/>
+        </w:rPr>
+        <w:t>Criterio 1 — Mayor utilidad esperada: se elige la alternativa con mayor utilidad esperada acumulada en el horizonte de 7 años (resultado analítico).</w:t>
+      </w:r>
+    </w:p>
+    <w:p>
+      <w:pPr>
+        <w:spacing w:before="0" w:after="120"/>
+        <w:jc w:val="both"/>
+      </w:pPr>
+      <w:r>
+        <w:rPr>
+          <w:rFonts w:ascii="Calibri" w:hAnsi="Calibri"/>
+          <w:b w:val="0"/>
+          <w:i w:val="0"/>
+          <w:sz w:val="20"/>
+        </w:rPr>
+        <w:t>Criterio 2 — Mayoría de escenarios favorables: se elige la alternativa que resulta más rentable en más del 50% de los 10,000 escenarios simulados.</w:t>
       </w:r>
     </w:p>
     <w:tbl>
@@ -3658,14 +3924,15 @@
         <w:tc>
           <w:tcPr>
             <w:tcW w:type="dxa" w:w="2520"/>
-            <w:shd w:val="clear" w:color="auto" w:fill="1F3564"/>
-          </w:tcPr>
-          <w:p>
-            <w:pPr>
-              <w:jc w:val="center"/>
-            </w:pPr>
-            <w:r>
-              <w:rPr>
+            <w:shd w:val="clear" w:color="auto" w:fill="1F497D"/>
+          </w:tcPr>
+          <w:p>
+            <w:pPr>
+              <w:jc w:val="center"/>
+            </w:pPr>
+            <w:r>
+              <w:rPr>
+                <w:rFonts w:ascii="Calibri" w:hAnsi="Calibri"/>
                 <w:b/>
                 <w:color w:val="FFFFFF"/>
                 <w:sz w:val="18"/>
@@ -3677,52 +3944,55 @@
         <w:tc>
           <w:tcPr>
             <w:tcW w:type="dxa" w:w="2520"/>
-            <w:shd w:val="clear" w:color="auto" w:fill="1F3564"/>
-          </w:tcPr>
-          <w:p>
-            <w:pPr>
-              <w:jc w:val="center"/>
-            </w:pPr>
-            <w:r>
-              <w:rPr>
+            <w:shd w:val="clear" w:color="auto" w:fill="1F497D"/>
+          </w:tcPr>
+          <w:p>
+            <w:pPr>
+              <w:jc w:val="center"/>
+            </w:pPr>
+            <w:r>
+              <w:rPr>
+                <w:rFonts w:ascii="Calibri" w:hAnsi="Calibri"/>
                 <w:b/>
                 <w:color w:val="FFFFFF"/>
                 <w:sz w:val="18"/>
               </w:rPr>
-              <w:t>Temporal</w:t>
+              <w:t>Sin riego (temporal)</w:t>
             </w:r>
           </w:p>
         </w:tc>
         <w:tc>
           <w:tcPr>
             <w:tcW w:type="dxa" w:w="2520"/>
-            <w:shd w:val="clear" w:color="auto" w:fill="1F3564"/>
-          </w:tcPr>
-          <w:p>
-            <w:pPr>
-              <w:jc w:val="center"/>
-            </w:pPr>
-            <w:r>
-              <w:rPr>
+            <w:shd w:val="clear" w:color="auto" w:fill="1F497D"/>
+          </w:tcPr>
+          <w:p>
+            <w:pPr>
+              <w:jc w:val="center"/>
+            </w:pPr>
+            <w:r>
+              <w:rPr>
+                <w:rFonts w:ascii="Calibri" w:hAnsi="Calibri"/>
                 <w:b/>
                 <w:color w:val="FFFFFF"/>
                 <w:sz w:val="18"/>
               </w:rPr>
-              <w:t>Riego</w:t>
+              <w:t>Con riego</w:t>
             </w:r>
           </w:p>
         </w:tc>
         <w:tc>
           <w:tcPr>
             <w:tcW w:type="dxa" w:w="2520"/>
-            <w:shd w:val="clear" w:color="auto" w:fill="1F3564"/>
-          </w:tcPr>
-          <w:p>
-            <w:pPr>
-              <w:jc w:val="center"/>
-            </w:pPr>
-            <w:r>
-              <w:rPr>
+            <w:shd w:val="clear" w:color="auto" w:fill="1F497D"/>
+          </w:tcPr>
+          <w:p>
+            <w:pPr>
+              <w:jc w:val="center"/>
+            </w:pPr>
+            <w:r>
+              <w:rPr>
+                <w:rFonts w:ascii="Calibri" w:hAnsi="Calibri"/>
                 <w:b/>
                 <w:color w:val="FFFFFF"/>
                 <w:sz w:val="18"/>
@@ -3736,14 +4006,15 @@
         <w:tc>
           <w:tcPr>
             <w:tcW w:type="dxa" w:w="2520"/>
-            <w:shd w:val="clear" w:color="auto" w:fill="D9E1F2"/>
-          </w:tcPr>
-          <w:p>
-            <w:pPr>
-              <w:jc w:val="center"/>
-            </w:pPr>
-            <w:r>
-              <w:rPr>
+            <w:shd w:val="clear" w:color="auto" w:fill="FFFFFF"/>
+          </w:tcPr>
+          <w:p>
+            <w:pPr>
+              <w:jc w:val="center"/>
+            </w:pPr>
+            <w:r>
+              <w:rPr>
+                <w:rFonts w:ascii="Calibri" w:hAnsi="Calibri"/>
                 <w:sz w:val="18"/>
               </w:rPr>
               <w:t>Mayor utilidad esperada (analítica)</w:t>
@@ -3753,51 +4024,51 @@
         <w:tc>
           <w:tcPr>
             <w:tcW w:type="dxa" w:w="2520"/>
-            <w:shd w:val="clear" w:color="auto" w:fill="D9E1F2"/>
-          </w:tcPr>
-          <w:p>
-            <w:pPr>
-              <w:jc w:val="center"/>
-            </w:pPr>
-            <w:r>
-              <w:rPr>
-                <w:sz w:val="18"/>
-              </w:rPr>
-              <w:t>$-34,316</w:t>
+            <w:shd w:val="clear" w:color="auto" w:fill="FFFFFF"/>
+          </w:tcPr>
+          <w:p>
+            <w:pPr>
+              <w:jc w:val="center"/>
+            </w:pPr>
+            <w:r>
+              <w:rPr>
+                <w:rFonts w:ascii="Calibri" w:hAnsi="Calibri"/>
+                <w:sz w:val="18"/>
+              </w:rPr>
+              <w:t>-$34,316 MXN</w:t>
             </w:r>
           </w:p>
         </w:tc>
         <w:tc>
           <w:tcPr>
             <w:tcW w:type="dxa" w:w="2520"/>
-            <w:shd w:val="clear" w:color="auto" w:fill="D9E1F2"/>
-          </w:tcPr>
-          <w:p>
-            <w:pPr>
-              <w:jc w:val="center"/>
-            </w:pPr>
-            <w:r>
-              <w:rPr>
-                <w:sz w:val="18"/>
-              </w:rPr>
-              <w:t>$-1,974,042</w:t>
+            <w:shd w:val="clear" w:color="auto" w:fill="FFFFFF"/>
+          </w:tcPr>
+          <w:p>
+            <w:pPr>
+              <w:jc w:val="center"/>
+            </w:pPr>
+            <w:r>
+              <w:rPr>
+                <w:rFonts w:ascii="Calibri" w:hAnsi="Calibri"/>
+                <w:sz w:val="18"/>
+              </w:rPr>
+              <w:t>-$1,974,042 MXN</w:t>
             </w:r>
           </w:p>
         </w:tc>
         <w:tc>
           <w:tcPr>
             <w:tcW w:type="dxa" w:w="2520"/>
-            <w:shd w:val="clear" w:color="auto" w:fill="D9E1F2"/>
-            <w:shd w:val="clear" w:color="auto" w:fill="1F3564"/>
-          </w:tcPr>
-          <w:p>
-            <w:pPr>
-              <w:jc w:val="center"/>
-            </w:pPr>
-            <w:r>
-              <w:rPr>
-                <w:b/>
-                <w:color w:val="FFFFFF"/>
+            <w:shd w:val="clear" w:color="auto" w:fill="FFFFFF"/>
+          </w:tcPr>
+          <w:p>
+            <w:pPr>
+              <w:jc w:val="center"/>
+            </w:pPr>
+            <w:r>
+              <w:rPr>
+                <w:rFonts w:ascii="Calibri" w:hAnsi="Calibri"/>
                 <w:sz w:val="18"/>
               </w:rPr>
               <w:t>Temporal</w:t>
@@ -3809,13 +4080,15 @@
         <w:tc>
           <w:tcPr>
             <w:tcW w:type="dxa" w:w="2520"/>
-          </w:tcPr>
-          <w:p>
-            <w:pPr>
-              <w:jc w:val="center"/>
-            </w:pPr>
-            <w:r>
-              <w:rPr>
+            <w:shd w:val="clear" w:color="auto" w:fill="F2F2F2"/>
+          </w:tcPr>
+          <w:p>
+            <w:pPr>
+              <w:jc w:val="center"/>
+            </w:pPr>
+            <w:r>
+              <w:rPr>
+                <w:rFonts w:ascii="Calibri" w:hAnsi="Calibri"/>
                 <w:sz w:val="18"/>
               </w:rPr>
               <w:t>Mayoría de escenarios favorables (simulación)</w:t>
@@ -3825,13 +4098,15 @@
         <w:tc>
           <w:tcPr>
             <w:tcW w:type="dxa" w:w="2520"/>
-          </w:tcPr>
-          <w:p>
-            <w:pPr>
-              <w:jc w:val="center"/>
-            </w:pPr>
-            <w:r>
-              <w:rPr>
+            <w:shd w:val="clear" w:color="auto" w:fill="F2F2F2"/>
+          </w:tcPr>
+          <w:p>
+            <w:pPr>
+              <w:jc w:val="center"/>
+            </w:pPr>
+            <w:r>
+              <w:rPr>
+                <w:rFonts w:ascii="Calibri" w:hAnsi="Calibri"/>
                 <w:sz w:val="18"/>
               </w:rPr>
               <w:t>64.7%</w:t>
@@ -3841,13 +4116,15 @@
         <w:tc>
           <w:tcPr>
             <w:tcW w:type="dxa" w:w="2520"/>
-          </w:tcPr>
-          <w:p>
-            <w:pPr>
-              <w:jc w:val="center"/>
-            </w:pPr>
-            <w:r>
-              <w:rPr>
+            <w:shd w:val="clear" w:color="auto" w:fill="F2F2F2"/>
+          </w:tcPr>
+          <w:p>
+            <w:pPr>
+              <w:jc w:val="center"/>
+            </w:pPr>
+            <w:r>
+              <w:rPr>
+                <w:rFonts w:ascii="Calibri" w:hAnsi="Calibri"/>
                 <w:sz w:val="18"/>
               </w:rPr>
               <w:t>35.3%</w:t>
@@ -3857,16 +4134,15 @@
         <w:tc>
           <w:tcPr>
             <w:tcW w:type="dxa" w:w="2520"/>
-            <w:shd w:val="clear" w:color="auto" w:fill="1F3564"/>
-          </w:tcPr>
-          <w:p>
-            <w:pPr>
-              <w:jc w:val="center"/>
-            </w:pPr>
-            <w:r>
-              <w:rPr>
-                <w:b/>
-                <w:color w:val="FFFFFF"/>
+            <w:shd w:val="clear" w:color="auto" w:fill="F2F2F2"/>
+          </w:tcPr>
+          <w:p>
+            <w:pPr>
+              <w:jc w:val="center"/>
+            </w:pPr>
+            <w:r>
+              <w:rPr>
+                <w:rFonts w:ascii="Calibri" w:hAnsi="Calibri"/>
                 <w:sz w:val="18"/>
               </w:rPr>
               <w:t>Temporal</w:t>
@@ -3878,68 +4154,69 @@
         <w:tc>
           <w:tcPr>
             <w:tcW w:type="dxa" w:w="2520"/>
-            <w:shd w:val="clear" w:color="auto" w:fill="D9E1F2"/>
-          </w:tcPr>
-          <w:p>
-            <w:pPr>
-              <w:jc w:val="center"/>
-            </w:pPr>
-            <w:r>
-              <w:rPr>
-                <w:sz w:val="18"/>
-              </w:rPr>
-              <w:t>Utilidad media simulada (7 años)</w:t>
+            <w:shd w:val="clear" w:color="auto" w:fill="FFFFFF"/>
+          </w:tcPr>
+          <w:p>
+            <w:pPr>
+              <w:jc w:val="center"/>
+            </w:pPr>
+            <w:r>
+              <w:rPr>
+                <w:rFonts w:ascii="Calibri" w:hAnsi="Calibri"/>
+                <w:sz w:val="18"/>
+              </w:rPr>
+              <w:t>Utilidad media simulada</w:t>
             </w:r>
           </w:p>
         </w:tc>
         <w:tc>
           <w:tcPr>
             <w:tcW w:type="dxa" w:w="2520"/>
-            <w:shd w:val="clear" w:color="auto" w:fill="D9E1F2"/>
-          </w:tcPr>
-          <w:p>
-            <w:pPr>
-              <w:jc w:val="center"/>
-            </w:pPr>
-            <w:r>
-              <w:rPr>
-                <w:sz w:val="18"/>
-              </w:rPr>
-              <w:t>$-59,979</w:t>
+            <w:shd w:val="clear" w:color="auto" w:fill="FFFFFF"/>
+          </w:tcPr>
+          <w:p>
+            <w:pPr>
+              <w:jc w:val="center"/>
+            </w:pPr>
+            <w:r>
+              <w:rPr>
+                <w:rFonts w:ascii="Calibri" w:hAnsi="Calibri"/>
+                <w:sz w:val="18"/>
+              </w:rPr>
+              <w:t>-$59,979 MXN</w:t>
             </w:r>
           </w:p>
         </w:tc>
         <w:tc>
           <w:tcPr>
             <w:tcW w:type="dxa" w:w="2520"/>
-            <w:shd w:val="clear" w:color="auto" w:fill="D9E1F2"/>
-          </w:tcPr>
-          <w:p>
-            <w:pPr>
-              <w:jc w:val="center"/>
-            </w:pPr>
-            <w:r>
-              <w:rPr>
-                <w:sz w:val="18"/>
-              </w:rPr>
-              <w:t>$-2,087,268</w:t>
+            <w:shd w:val="clear" w:color="auto" w:fill="FFFFFF"/>
+          </w:tcPr>
+          <w:p>
+            <w:pPr>
+              <w:jc w:val="center"/>
+            </w:pPr>
+            <w:r>
+              <w:rPr>
+                <w:rFonts w:ascii="Calibri" w:hAnsi="Calibri"/>
+                <w:sz w:val="18"/>
+              </w:rPr>
+              <w:t>-$2,087,268 MXN</w:t>
             </w:r>
           </w:p>
         </w:tc>
         <w:tc>
           <w:tcPr>
             <w:tcW w:type="dxa" w:w="2520"/>
-            <w:shd w:val="clear" w:color="auto" w:fill="D9E1F2"/>
-            <w:shd w:val="clear" w:color="auto" w:fill="1F3564"/>
-          </w:tcPr>
-          <w:p>
-            <w:pPr>
-              <w:jc w:val="center"/>
-            </w:pPr>
-            <w:r>
-              <w:rPr>
-                <w:b/>
-                <w:color w:val="FFFFFF"/>
+            <w:shd w:val="clear" w:color="auto" w:fill="FFFFFF"/>
+          </w:tcPr>
+          <w:p>
+            <w:pPr>
+              <w:jc w:val="center"/>
+            </w:pPr>
+            <w:r>
+              <w:rPr>
+                <w:rFonts w:ascii="Calibri" w:hAnsi="Calibri"/>
                 <w:sz w:val="18"/>
               </w:rPr>
               <w:t>Temporal</w:t>
@@ -3948,7 +4225,22 @@
         </w:tc>
       </w:tr>
     </w:tbl>
-    <w:p/>
+    <w:p>
+      <w:pPr>
+        <w:spacing w:before="40" w:after="160"/>
+        <w:jc w:val="left"/>
+      </w:pPr>
+      <w:r>
+        <w:rPr>
+          <w:rFonts w:ascii="Calibri" w:hAnsi="Calibri"/>
+          <w:b w:val="0"/>
+          <w:i/>
+          <w:color w:val="404040"/>
+          <w:sz w:val="18"/>
+        </w:rPr>
+        <w:t>Tabla 7 — Comparación de criterios de decisión</w:t>
+      </w:r>
+    </w:p>
     <w:p>
       <w:pPr>
         <w:spacing w:before="240" w:after="80"/>
@@ -3956,29 +4248,58 @@
       </w:pPr>
       <w:r>
         <w:rPr>
+          <w:rFonts w:ascii="Calibri" w:hAnsi="Calibri"/>
           <w:b/>
-          <w:color w:val="1F3564"/>
-          <w:sz w:val="28"/>
+          <w:i w:val="0"/>
+          <w:color w:val="1F497D"/>
+          <w:sz w:val="26"/>
         </w:rPr>
         <w:t>8. Recomendación y conclusión</w:t>
       </w:r>
     </w:p>
     <w:p>
       <w:pPr>
-        <w:spacing w:after="120"/>
+        <w:spacing w:before="0" w:after="120"/>
         <w:jc w:val="both"/>
       </w:pPr>
       <w:r>
         <w:rPr>
+          <w:rFonts w:ascii="Calibri" w:hAnsi="Calibri"/>
+          <w:b w:val="0"/>
+          <w:i w:val="0"/>
           <w:sz w:val="20"/>
         </w:rPr>
-        <w:t>Con base en el análisis, se recomienda al productor no invertir en el sistema de riego.</w:t>
-        <w:br/>
-        <w:br/>
-        <w:t>Ambos criterios coinciden en no recomendar la inversión. La utilidad neta esperada con riego ($-1,974,042 MXN) no supera a la alternativa temporal ($-34,316 MXN). La simulación muestra que solo en el 35.3% de los escenarios el riego resulta más rentable, lo que evidencia que la inversión no se recupera en el horizonte analizado. Sin embargo, el riego ofrece mayor estabilidad productiva, lo que puede ser relevante si el productor tiene alta aversión al riesgo o acceso a financiamiento favorable.</w:t>
-        <w:br/>
-        <w:br/>
-        <w:t>Es importante destacar que el sistema de riego no solo impacta la rentabilidad esperada, sino también la volatilidad del ingreso. El riego estabiliza la producción ante sequías moderadas y severas, y abre la posibilidad de rendimientos excepcionales (hasta 200 ton/ha) en años favorables, lo que representa un beneficio estratégico a largo plazo más allá del horizonte de 7 años analizado.</w:t>
+        <w:t>Con base en el análisis de árbol de decisión y la simulación de Monte Carlo, se recomienda al productor no invertir en el sistema de riego en el horizonte analizado de 7 años.</w:t>
+      </w:r>
+    </w:p>
+    <w:p>
+      <w:pPr>
+        <w:spacing w:before="0" w:after="120"/>
+        <w:jc w:val="both"/>
+      </w:pPr>
+      <w:r>
+        <w:rPr>
+          <w:rFonts w:ascii="Calibri" w:hAnsi="Calibri"/>
+          <w:b w:val="0"/>
+          <w:i w:val="0"/>
+          <w:sz w:val="20"/>
+        </w:rPr>
+        <w:t>Ambos criterios coinciden en no recomendar la inversión. La utilidad neta acumulada con riego (-$1,974,042 MXN) es menor que la alternativa temporal (-$34,316 MXN). La inversión inicial de $8,000,000 MXN no se recupera en 7 años bajo el precio esperado de $807.04 MXN/ton. La simulación confirma que solo en el 35.3% de los escenarios el riego resulta más rentable, lo que evidencia que la decisión de no invertir es robusta bajo incertidumbre.</w:t>
+      </w:r>
+    </w:p>
+    <w:p>
+      <w:pPr>
+        <w:spacing w:before="0" w:after="120"/>
+        <w:jc w:val="both"/>
+      </w:pPr>
+      <w:r>
+        <w:rPr>
+          <w:rFonts w:ascii="Calibri" w:hAnsi="Calibri"/>
+          <w:b w:val="0"/>
+          <w:i w:val="0"/>
+          <w:sz w:val="20"/>
+        </w:rPr>
+        <w:t>Es relevante destacar que el sistema de riego presenta ventajas operativas importantes: eleva el rendimiento esperado de 47.0 a 88.7 ton/ha/año y reduce la exposición a pérdidas severas en años de sequía moderada y severa. Sin embargo, el costo operativo adicional de $25,000 MXN/ha/año (riego vs temporal) y la magnitud de la inversión inicial hacen que, en un horizonte de 7 años, la alternativa de temporal sea financieramente superior en valor esperado. El productor debería reconsiderar la inversión si se presentan condiciones de financiamiento favorables (créditos subsidiados), si el horizonte de análisis se extiende más allá de los 7 años de vida útil del sistema, o si su aversión al riesgo de pérdidas en años de sequía extrema es determinante.</w:t>
       </w:r>
     </w:p>
     <w:sectPr>

--- a/2do-semestre/topicos-selectos-i/tareas/actividad-6/Actividad6_TopicosSelectos_CarlosPulidoRosas.docx
+++ b/2do-semestre/topicos-selectos-i/tareas/actividad-6/Actividad6_TopicosSelectos_CarlosPulidoRosas.docx
@@ -127,7 +127,7 @@
                 <w:color w:val="1A237E"/>
                 <w:lang w:val="es-MX"/>
               </w:rPr>
-              <w:t>Materia: [NOMBRE DE LA MATERIA]</w:t>
+              <w:t>Materia: Tópicos Selectos de Grandes Bases de Datos</w:t>
             </w:r>
           </w:p>
         </w:tc>
